--- a/Organizacion_de_Datos/TP3.docx
+++ b/Organizacion_de_Datos/TP3.docx
@@ -27,287 +27,7 @@
           <w:i/>
           <w:iCs/>
         </w:rPr>
-        <w:t>Utilizando como función hash f(x)= x mod 1301, conceptualice un archivo directo de 1300 posiciones y ubique los siguientes valores:</w:t>
-      </w:r>
-      <w:r>
-        <w:rPr>
-          <w:rFonts w:ascii="Arial Narrow" w:hAnsi="Arial Narrow"/>
-          <w:b/>
-          <w:bCs/>
-          <w:i/>
-          <w:iCs/>
-        </w:rPr>
-        <w:t xml:space="preserve"> </w:t>
-      </w:r>
-      <w:r>
-        <w:rPr>
-          <w:rFonts w:ascii="Arial Narrow" w:hAnsi="Arial Narrow"/>
-          <w:b/>
-          <w:bCs/>
-          <w:i/>
-          <w:iCs/>
-        </w:rPr>
-        <w:t>10168</w:t>
-      </w:r>
-      <w:r>
-        <w:rPr>
-          <w:rFonts w:ascii="Arial Narrow" w:hAnsi="Arial Narrow"/>
-          <w:b/>
-          <w:bCs/>
-          <w:i/>
-          <w:iCs/>
-        </w:rPr>
-        <w:t xml:space="preserve"> - </w:t>
-      </w:r>
-      <w:r>
-        <w:rPr>
-          <w:rFonts w:ascii="Arial Narrow" w:hAnsi="Arial Narrow"/>
-          <w:b/>
-          <w:bCs/>
-          <w:i/>
-          <w:iCs/>
-        </w:rPr>
-        <w:t>21362</w:t>
-      </w:r>
-      <w:r>
-        <w:rPr>
-          <w:rFonts w:ascii="Arial Narrow" w:hAnsi="Arial Narrow"/>
-          <w:b/>
-          <w:bCs/>
-          <w:i/>
-          <w:iCs/>
-        </w:rPr>
-        <w:t xml:space="preserve"> – </w:t>
-      </w:r>
-      <w:r>
-        <w:rPr>
-          <w:rFonts w:ascii="Arial Narrow" w:hAnsi="Arial Narrow"/>
-          <w:b/>
-          <w:bCs/>
-          <w:i/>
-          <w:iCs/>
-        </w:rPr>
-        <w:t>8515</w:t>
-      </w:r>
-      <w:r>
-        <w:rPr>
-          <w:rFonts w:ascii="Arial Narrow" w:hAnsi="Arial Narrow"/>
-          <w:b/>
-          <w:bCs/>
-          <w:i/>
-          <w:iCs/>
-        </w:rPr>
-        <w:t xml:space="preserve"> – </w:t>
-      </w:r>
-      <w:r>
-        <w:rPr>
-          <w:rFonts w:ascii="Arial Narrow" w:hAnsi="Arial Narrow"/>
-          <w:b/>
-          <w:bCs/>
-          <w:i/>
-          <w:iCs/>
-        </w:rPr>
-        <w:t>7993</w:t>
-      </w:r>
-      <w:r>
-        <w:rPr>
-          <w:rFonts w:ascii="Arial Narrow" w:hAnsi="Arial Narrow"/>
-          <w:b/>
-          <w:bCs/>
-          <w:i/>
-          <w:iCs/>
-        </w:rPr>
-        <w:t xml:space="preserve"> -</w:t>
-      </w:r>
-      <w:r>
-        <w:rPr>
-          <w:rFonts w:ascii="Arial Narrow" w:hAnsi="Arial Narrow"/>
-          <w:b/>
-          <w:bCs/>
-          <w:i/>
-          <w:iCs/>
-        </w:rPr>
-        <w:t>32434</w:t>
-      </w:r>
-      <w:r>
-        <w:rPr>
-          <w:rFonts w:ascii="Arial Narrow" w:hAnsi="Arial Narrow"/>
-          <w:b/>
-          <w:bCs/>
-          <w:i/>
-          <w:iCs/>
-        </w:rPr>
-        <w:t xml:space="preserve"> – </w:t>
-      </w:r>
-      <w:r>
-        <w:rPr>
-          <w:rFonts w:ascii="Arial Narrow" w:hAnsi="Arial Narrow"/>
-          <w:b/>
-          <w:bCs/>
-          <w:i/>
-          <w:iCs/>
-        </w:rPr>
-        <w:t>29786</w:t>
-      </w:r>
-      <w:r>
-        <w:rPr>
-          <w:rFonts w:ascii="Arial Narrow" w:hAnsi="Arial Narrow"/>
-          <w:b/>
-          <w:bCs/>
-          <w:i/>
-          <w:iCs/>
-        </w:rPr>
-        <w:t xml:space="preserve"> – </w:t>
-      </w:r>
-      <w:r>
-        <w:rPr>
-          <w:rFonts w:ascii="Arial Narrow" w:hAnsi="Arial Narrow"/>
-          <w:b/>
-          <w:bCs/>
-          <w:i/>
-          <w:iCs/>
-        </w:rPr>
-        <w:t>35175</w:t>
-      </w:r>
-      <w:r>
-        <w:rPr>
-          <w:rFonts w:ascii="Arial Narrow" w:hAnsi="Arial Narrow"/>
-          <w:b/>
-          <w:bCs/>
-          <w:i/>
-          <w:iCs/>
-        </w:rPr>
-        <w:t xml:space="preserve"> – </w:t>
-      </w:r>
-      <w:r>
-        <w:rPr>
-          <w:rFonts w:ascii="Arial Narrow" w:hAnsi="Arial Narrow"/>
-          <w:b/>
-          <w:bCs/>
-          <w:i/>
-          <w:iCs/>
-        </w:rPr>
-        <w:t>50255</w:t>
-      </w:r>
-      <w:r>
-        <w:rPr>
-          <w:rFonts w:ascii="Arial Narrow" w:hAnsi="Arial Narrow"/>
-          <w:b/>
-          <w:bCs/>
-          <w:i/>
-          <w:iCs/>
-        </w:rPr>
-        <w:t xml:space="preserve"> – </w:t>
-      </w:r>
-      <w:r>
-        <w:rPr>
-          <w:rFonts w:ascii="Arial Narrow" w:hAnsi="Arial Narrow"/>
-          <w:b/>
-          <w:bCs/>
-          <w:i/>
-          <w:iCs/>
-        </w:rPr>
-        <w:t>32305</w:t>
-      </w:r>
-      <w:r>
-        <w:rPr>
-          <w:rFonts w:ascii="Arial Narrow" w:hAnsi="Arial Narrow"/>
-          <w:b/>
-          <w:bCs/>
-          <w:i/>
-          <w:iCs/>
-        </w:rPr>
-        <w:t xml:space="preserve"> – </w:t>
-      </w:r>
-      <w:r>
-        <w:rPr>
-          <w:rFonts w:ascii="Arial Narrow" w:hAnsi="Arial Narrow"/>
-          <w:b/>
-          <w:bCs/>
-          <w:i/>
-          <w:iCs/>
-        </w:rPr>
-        <w:t>24971</w:t>
-      </w:r>
-      <w:r>
-        <w:rPr>
-          <w:rFonts w:ascii="Arial Narrow" w:hAnsi="Arial Narrow"/>
-          <w:b/>
-          <w:bCs/>
-          <w:i/>
-          <w:iCs/>
-        </w:rPr>
-        <w:t xml:space="preserve"> – </w:t>
-      </w:r>
-      <w:r>
-        <w:rPr>
-          <w:rFonts w:ascii="Arial Narrow" w:hAnsi="Arial Narrow"/>
-          <w:b/>
-          <w:bCs/>
-          <w:i/>
-          <w:iCs/>
-        </w:rPr>
-        <w:t>10177</w:t>
-      </w:r>
-      <w:r>
-        <w:rPr>
-          <w:rFonts w:ascii="Arial Narrow" w:hAnsi="Arial Narrow"/>
-          <w:b/>
-          <w:bCs/>
-          <w:i/>
-          <w:iCs/>
-        </w:rPr>
-        <w:t xml:space="preserve"> – </w:t>
-      </w:r>
-      <w:r>
-        <w:rPr>
-          <w:rFonts w:ascii="Arial Narrow" w:hAnsi="Arial Narrow"/>
-          <w:b/>
-          <w:bCs/>
-          <w:i/>
-          <w:iCs/>
-        </w:rPr>
-        <w:t>53101</w:t>
-      </w:r>
-      <w:r>
-        <w:rPr>
-          <w:rFonts w:ascii="Arial Narrow" w:hAnsi="Arial Narrow"/>
-          <w:b/>
-          <w:bCs/>
-          <w:i/>
-          <w:iCs/>
-        </w:rPr>
-        <w:t xml:space="preserve"> – </w:t>
-      </w:r>
-      <w:r>
-        <w:rPr>
-          <w:rFonts w:ascii="Arial Narrow" w:hAnsi="Arial Narrow"/>
-          <w:b/>
-          <w:bCs/>
-          <w:i/>
-          <w:iCs/>
-        </w:rPr>
-        <w:t>12901</w:t>
-      </w:r>
-      <w:r>
-        <w:rPr>
-          <w:rFonts w:ascii="Arial Narrow" w:hAnsi="Arial Narrow"/>
-          <w:b/>
-          <w:bCs/>
-          <w:i/>
-          <w:iCs/>
-        </w:rPr>
-        <w:t xml:space="preserve">. </w:t>
-      </w:r>
-      <w:r>
-        <w:rPr>
-          <w:rFonts w:ascii="Arial Narrow" w:hAnsi="Arial Narrow"/>
-          <w:b/>
-          <w:bCs/>
-          <w:i/>
-          <w:iCs/>
-        </w:rPr>
-        <w:t>Indiquen la cantidad máxima de claves, y cómo calcularía el factor de ocupación. ¿Existieron colisiones? ¿Cómo las resolvió?</w:t>
+        <w:t>Utilizando como función hash f(x)= x mod 1301, conceptualice un archivo directo de 1300 posiciones y ubique los siguientes valores: 10168 - 21362 – 8515 – 7993 -32434 – 29786 – 35175 – 50255 – 32305 – 24971 – 10177 – 53101 – 12901. Indiquen la cantidad máxima de claves, y cómo calcularía el factor de ocupación. ¿Existieron colisiones? ¿Cómo las resolvió?</w:t>
       </w:r>
     </w:p>
     <w:tbl>
@@ -1049,31 +769,7 @@
         <w:rPr>
           <w:rFonts w:ascii="Arial Narrow" w:hAnsi="Arial Narrow"/>
         </w:rPr>
-        <w:t xml:space="preserve">Primero usamos el </w:t>
-      </w:r>
-      <w:r>
-        <w:rPr>
-          <w:rFonts w:ascii="Arial Narrow" w:hAnsi="Arial Narrow"/>
-        </w:rPr>
-        <w:t>método</w:t>
-      </w:r>
-      <w:r>
-        <w:rPr>
-          <w:rFonts w:ascii="Arial Narrow" w:hAnsi="Arial Narrow"/>
-        </w:rPr>
-        <w:t xml:space="preserve"> de </w:t>
-      </w:r>
-      <w:r>
-        <w:rPr>
-          <w:rFonts w:ascii="Arial Narrow" w:hAnsi="Arial Narrow"/>
-        </w:rPr>
-        <w:t>multiplicación</w:t>
-      </w:r>
-      <w:r>
-        <w:rPr>
-          <w:rFonts w:ascii="Arial Narrow" w:hAnsi="Arial Narrow"/>
-        </w:rPr>
-        <w:t xml:space="preserve"> para </w:t>
+        <w:t xml:space="preserve">Primero usamos el método de multiplicación para </w:t>
       </w:r>
       <w:proofErr w:type="spellStart"/>
       <w:r>
@@ -1213,12 +909,43 @@
           <w:rFonts w:ascii="Arial Narrow" w:hAnsi="Arial Narrow"/>
         </w:rPr>
       </w:pPr>
-      <w:r>
-        <w:rPr>
-          <w:rFonts w:ascii="Arial Narrow" w:hAnsi="Arial Narrow"/>
-        </w:rPr>
-        <w:t>k=10168 -&gt; h(k) = 33</w:t>
-      </w:r>
+      <m:oMathPara>
+        <m:oMathParaPr>
+          <m:jc m:val="left"/>
+        </m:oMathParaPr>
+        <m:oMath>
+          <m:r>
+            <w:rPr>
+              <w:rFonts w:ascii="Cambria Math" w:hAnsi="Cambria Math"/>
+            </w:rPr>
+            <m:t>h=10168→h</m:t>
+          </m:r>
+          <m:d>
+            <m:dPr>
+              <m:ctrlPr>
+                <w:rPr>
+                  <w:rFonts w:ascii="Cambria Math" w:hAnsi="Cambria Math"/>
+                  <w:i/>
+                </w:rPr>
+              </m:ctrlPr>
+            </m:dPr>
+            <m:e>
+              <m:r>
+                <w:rPr>
+                  <w:rFonts w:ascii="Cambria Math" w:hAnsi="Cambria Math"/>
+                </w:rPr>
+                <m:t>k</m:t>
+              </m:r>
+            </m:e>
+          </m:d>
+          <m:r>
+            <w:rPr>
+              <w:rFonts w:ascii="Cambria Math" w:hAnsi="Cambria Math"/>
+            </w:rPr>
+            <m:t>=33</m:t>
+          </m:r>
+        </m:oMath>
+      </m:oMathPara>
     </w:p>
     <w:p>
       <w:pPr>
@@ -1228,13 +955,149 @@
           <w:lang w:val="en-US"/>
         </w:rPr>
       </w:pPr>
-      <w:r>
-        <w:rPr>
-          <w:rFonts w:ascii="Arial Narrow" w:hAnsi="Arial Narrow"/>
+      <m:oMathPara>
+        <m:oMathParaPr>
+          <m:jc m:val="left"/>
+        </m:oMathParaPr>
+        <m:oMath>
+          <m:r>
+            <w:rPr>
+              <w:rFonts w:ascii="Cambria Math" w:hAnsi="Cambria Math"/>
+              <w:lang w:val="en-US"/>
+            </w:rPr>
+            <m:t>k=</m:t>
+          </m:r>
+          <m:r>
+            <m:rPr>
+              <m:sty m:val="p"/>
+            </m:rPr>
+            <w:rPr>
+              <w:rFonts w:ascii="Cambria Math" w:hAnsi="Cambria Math"/>
+              <w:lang w:val="en-US"/>
+            </w:rPr>
+            <m:t>21362</m:t>
+          </m:r>
+          <m:r>
+            <m:rPr>
+              <m:sty m:val="p"/>
+            </m:rPr>
+            <w:rPr>
+              <w:rFonts w:ascii="Cambria Math" w:hAnsi="Arial Narrow"/>
+              <w:lang w:val="en-US"/>
+            </w:rPr>
+            <m:t>→</m:t>
+          </m:r>
+          <m:r>
+            <m:rPr>
+              <m:sty m:val="p"/>
+            </m:rPr>
+            <w:rPr>
+              <w:rFonts w:ascii="Cambria Math" w:hAnsi="Arial Narrow"/>
+              <w:lang w:val="en-US"/>
+            </w:rPr>
+            <m:t>h</m:t>
+          </m:r>
+          <m:d>
+            <m:dPr>
+              <m:ctrlPr>
+                <w:rPr>
+                  <w:rFonts w:ascii="Cambria Math" w:hAnsi="Arial Narrow"/>
+                  <w:lang w:val="en-US"/>
+                </w:rPr>
+              </m:ctrlPr>
+            </m:dPr>
+            <m:e>
+              <m:r>
+                <m:rPr>
+                  <m:sty m:val="p"/>
+                </m:rPr>
+                <w:rPr>
+                  <w:rFonts w:ascii="Cambria Math" w:hAnsi="Arial Narrow"/>
+                  <w:lang w:val="en-US"/>
+                </w:rPr>
+                <m:t>k</m:t>
+              </m:r>
+            </m:e>
+          </m:d>
+          <m:r>
+            <m:rPr>
+              <m:sty m:val="p"/>
+            </m:rPr>
+            <w:rPr>
+              <w:rFonts w:ascii="Cambria Math" w:hAnsi="Arial Narrow"/>
+              <w:lang w:val="en-US"/>
+            </w:rPr>
+            <m:t>=8</m:t>
+          </m:r>
+          <m:r>
+            <m:rPr>
+              <m:sty m:val="p"/>
+            </m:rPr>
+            <w:rPr>
+              <w:rFonts w:ascii="Cambria Math" w:hAnsi="Arial Narrow"/>
+              <w:lang w:val="en-US"/>
+            </w:rPr>
+            <m:t>8</m:t>
+          </m:r>
+        </m:oMath>
+      </m:oMathPara>
+    </w:p>
+    <w:p>
+      <w:pPr>
+        <w:ind w:left="426"/>
+        <w:rPr>
+          <w:rFonts w:ascii="Arial Narrow" w:eastAsiaTheme="minorEastAsia" w:hAnsi="Arial Narrow"/>
           <w:lang w:val="en-US"/>
         </w:rPr>
-        <w:t>k = 21362 -&gt; h(k) = 88</w:t>
-      </w:r>
+      </w:pPr>
+      <m:oMathPara>
+        <m:oMathParaPr>
+          <m:jc m:val="left"/>
+        </m:oMathParaPr>
+        <m:oMath>
+          <m:r>
+            <w:rPr>
+              <w:rFonts w:ascii="Cambria Math" w:hAnsi="Cambria Math"/>
+              <w:lang w:val="en-US"/>
+            </w:rPr>
+            <m:t>k=8515→h</m:t>
+          </m:r>
+          <m:d>
+            <m:dPr>
+              <m:ctrlPr>
+                <w:rPr>
+                  <w:rFonts w:ascii="Cambria Math" w:hAnsi="Cambria Math"/>
+                  <w:i/>
+                  <w:lang w:val="en-US"/>
+                </w:rPr>
+              </m:ctrlPr>
+            </m:dPr>
+            <m:e>
+              <m:r>
+                <w:rPr>
+                  <w:rFonts w:ascii="Cambria Math" w:hAnsi="Cambria Math"/>
+                  <w:lang w:val="en-US"/>
+                </w:rPr>
+                <m:t>k</m:t>
+              </m:r>
+            </m:e>
+          </m:d>
+          <m:r>
+            <w:rPr>
+              <w:rFonts w:ascii="Cambria Math" w:hAnsi="Cambria Math"/>
+              <w:lang w:val="en-US"/>
+            </w:rPr>
+            <m:t>=11</m:t>
+          </m:r>
+          <m:r>
+            <w:rPr>
+              <w:rFonts w:ascii="Cambria Math" w:hAnsi="Cambria Math"/>
+              <w:lang w:val="en-US"/>
+            </w:rPr>
+            <m:t>1</m:t>
+          </m:r>
+        </m:oMath>
+      </m:oMathPara>
     </w:p>
     <w:p>
       <w:pPr>
@@ -1244,804 +1107,2285 @@
           <w:lang w:val="en-US"/>
         </w:rPr>
       </w:pPr>
-      <w:r>
+      <m:oMathPara>
+        <m:oMathParaPr>
+          <m:jc m:val="left"/>
+        </m:oMathParaPr>
+        <m:oMath>
+          <m:r>
+            <w:rPr>
+              <w:rFonts w:ascii="Cambria Math" w:hAnsi="Cambria Math"/>
+              <w:lang w:val="en-US"/>
+            </w:rPr>
+            <m:t>k=7993→h</m:t>
+          </m:r>
+          <m:d>
+            <m:dPr>
+              <m:ctrlPr>
+                <w:rPr>
+                  <w:rFonts w:ascii="Cambria Math" w:hAnsi="Cambria Math"/>
+                  <w:i/>
+                  <w:lang w:val="en-US"/>
+                </w:rPr>
+              </m:ctrlPr>
+            </m:dPr>
+            <m:e>
+              <m:r>
+                <w:rPr>
+                  <w:rFonts w:ascii="Cambria Math" w:hAnsi="Cambria Math"/>
+                  <w:lang w:val="en-US"/>
+                </w:rPr>
+                <m:t>k</m:t>
+              </m:r>
+            </m:e>
+          </m:d>
+          <m:r>
+            <w:rPr>
+              <w:rFonts w:ascii="Cambria Math" w:hAnsi="Cambria Math"/>
+              <w:lang w:val="en-US"/>
+            </w:rPr>
+            <m:t>=188</m:t>
+          </m:r>
+        </m:oMath>
+      </m:oMathPara>
+    </w:p>
+    <w:p>
+      <w:pPr>
+        <w:ind w:left="426"/>
         <w:rPr>
           <w:rFonts w:ascii="Arial Narrow" w:hAnsi="Arial Narrow"/>
           <w:lang w:val="en-US"/>
         </w:rPr>
-        <w:t>k = 8515 -&gt; h(k) = 111</w:t>
-      </w:r>
+      </w:pPr>
+      <m:oMathPara>
+        <m:oMathParaPr>
+          <m:jc m:val="left"/>
+        </m:oMathParaPr>
+        <m:oMath>
+          <m:r>
+            <w:rPr>
+              <w:rFonts w:ascii="Cambria Math" w:hAnsi="Cambria Math"/>
+              <w:lang w:val="en-US"/>
+            </w:rPr>
+            <m:t>k=32434→h</m:t>
+          </m:r>
+          <m:d>
+            <m:dPr>
+              <m:ctrlPr>
+                <w:rPr>
+                  <w:rFonts w:ascii="Cambria Math" w:hAnsi="Cambria Math"/>
+                  <w:i/>
+                  <w:lang w:val="en-US"/>
+                </w:rPr>
+              </m:ctrlPr>
+            </m:dPr>
+            <m:e>
+              <m:r>
+                <w:rPr>
+                  <w:rFonts w:ascii="Cambria Math" w:hAnsi="Cambria Math"/>
+                  <w:lang w:val="en-US"/>
+                </w:rPr>
+                <m:t>k</m:t>
+              </m:r>
+            </m:e>
+          </m:d>
+          <m:r>
+            <w:rPr>
+              <w:rFonts w:ascii="Cambria Math" w:hAnsi="Cambria Math"/>
+              <w:lang w:val="en-US"/>
+            </w:rPr>
+            <m:t>=6</m:t>
+          </m:r>
+          <m:r>
+            <w:rPr>
+              <w:rFonts w:ascii="Cambria Math" w:hAnsi="Cambria Math"/>
+              <w:lang w:val="en-US"/>
+            </w:rPr>
+            <m:t>2</m:t>
+          </m:r>
+        </m:oMath>
+      </m:oMathPara>
     </w:p>
     <w:p>
       <w:pPr>
         <w:ind w:left="426"/>
         <w:rPr>
-          <w:rFonts w:ascii="Arial Narrow" w:hAnsi="Arial Narrow"/>
+          <w:rFonts w:ascii="Arial Narrow" w:eastAsiaTheme="minorEastAsia" w:hAnsi="Arial Narrow"/>
           <w:lang w:val="en-US"/>
         </w:rPr>
       </w:pPr>
-      <w:r>
-        <w:rPr>
-          <w:rFonts w:ascii="Arial Narrow" w:hAnsi="Arial Narrow"/>
+      <m:oMathPara>
+        <m:oMathParaPr>
+          <m:jc m:val="left"/>
+        </m:oMathParaPr>
+        <m:oMath>
+          <m:r>
+            <w:rPr>
+              <w:rFonts w:ascii="Cambria Math" w:hAnsi="Cambria Math"/>
+              <w:lang w:val="en-US"/>
+            </w:rPr>
+            <m:t>k=29786→h</m:t>
+          </m:r>
+          <m:d>
+            <m:dPr>
+              <m:ctrlPr>
+                <w:rPr>
+                  <w:rFonts w:ascii="Cambria Math" w:hAnsi="Cambria Math"/>
+                  <w:i/>
+                  <w:lang w:val="en-US"/>
+                </w:rPr>
+              </m:ctrlPr>
+            </m:dPr>
+            <m:e>
+              <m:r>
+                <w:rPr>
+                  <w:rFonts w:ascii="Cambria Math" w:hAnsi="Cambria Math"/>
+                  <w:lang w:val="en-US"/>
+                </w:rPr>
+                <m:t>k</m:t>
+              </m:r>
+            </m:e>
+          </m:d>
+          <m:r>
+            <w:rPr>
+              <w:rFonts w:ascii="Cambria Math" w:hAnsi="Cambria Math"/>
+              <w:lang w:val="en-US"/>
+            </w:rPr>
+            <m:t>=15</m:t>
+          </m:r>
+          <m:r>
+            <w:rPr>
+              <w:rFonts w:ascii="Cambria Math" w:hAnsi="Cambria Math"/>
+              <w:lang w:val="en-US"/>
+            </w:rPr>
+            <m:t>1</m:t>
+          </m:r>
+        </m:oMath>
+      </m:oMathPara>
+    </w:p>
+    <w:p>
+      <w:pPr>
+        <w:ind w:left="426"/>
+        <w:rPr>
+          <w:rFonts w:ascii="Arial Narrow" w:eastAsiaTheme="minorEastAsia" w:hAnsi="Arial Narrow"/>
           <w:lang w:val="en-US"/>
         </w:rPr>
-        <w:t>k = 7993 -&gt; h(k) = 188</w:t>
-      </w:r>
+      </w:pPr>
+      <m:oMathPara>
+        <m:oMathParaPr>
+          <m:jc m:val="left"/>
+        </m:oMathParaPr>
+        <m:oMath>
+          <m:r>
+            <w:rPr>
+              <w:rFonts w:ascii="Cambria Math" w:hAnsi="Cambria Math"/>
+              <w:lang w:val="en-US"/>
+            </w:rPr>
+            <m:t>k=35175→h</m:t>
+          </m:r>
+          <m:d>
+            <m:dPr>
+              <m:ctrlPr>
+                <w:rPr>
+                  <w:rFonts w:ascii="Cambria Math" w:hAnsi="Cambria Math"/>
+                  <w:i/>
+                  <w:lang w:val="en-US"/>
+                </w:rPr>
+              </m:ctrlPr>
+            </m:dPr>
+            <m:e>
+              <m:r>
+                <w:rPr>
+                  <w:rFonts w:ascii="Cambria Math" w:hAnsi="Cambria Math"/>
+                  <w:lang w:val="en-US"/>
+                </w:rPr>
+                <m:t>k</m:t>
+              </m:r>
+            </m:e>
+          </m:d>
+          <m:r>
+            <w:rPr>
+              <w:rFonts w:ascii="Cambria Math" w:hAnsi="Cambria Math"/>
+              <w:lang w:val="en-US"/>
+            </w:rPr>
+            <m:t>=68</m:t>
+          </m:r>
+        </m:oMath>
+      </m:oMathPara>
     </w:p>
     <w:p>
       <w:pPr>
         <w:ind w:left="426"/>
         <w:rPr>
-          <w:rFonts w:ascii="Arial Narrow" w:hAnsi="Arial Narrow"/>
+          <w:rFonts w:ascii="Arial Narrow" w:eastAsiaTheme="minorEastAsia" w:hAnsi="Arial Narrow"/>
           <w:lang w:val="en-US"/>
         </w:rPr>
       </w:pPr>
-      <w:r>
-        <w:rPr>
-          <w:rFonts w:ascii="Arial Narrow" w:hAnsi="Arial Narrow"/>
+      <m:oMathPara>
+        <m:oMathParaPr>
+          <m:jc m:val="left"/>
+        </m:oMathParaPr>
+        <m:oMath>
+          <m:r>
+            <w:rPr>
+              <w:rFonts w:ascii="Cambria Math" w:hAnsi="Cambria Math"/>
+              <w:lang w:val="en-US"/>
+            </w:rPr>
+            <m:t>k=50255→h</m:t>
+          </m:r>
+          <m:d>
+            <m:dPr>
+              <m:ctrlPr>
+                <w:rPr>
+                  <w:rFonts w:ascii="Cambria Math" w:hAnsi="Cambria Math"/>
+                  <w:i/>
+                  <w:lang w:val="en-US"/>
+                </w:rPr>
+              </m:ctrlPr>
+            </m:dPr>
+            <m:e>
+              <m:r>
+                <w:rPr>
+                  <w:rFonts w:ascii="Cambria Math" w:hAnsi="Cambria Math"/>
+                  <w:lang w:val="en-US"/>
+                </w:rPr>
+                <m:t>k</m:t>
+              </m:r>
+            </m:e>
+          </m:d>
+          <m:r>
+            <w:rPr>
+              <w:rFonts w:ascii="Cambria Math" w:hAnsi="Cambria Math"/>
+              <w:lang w:val="en-US"/>
+            </w:rPr>
+            <m:t>=5</m:t>
+          </m:r>
+          <m:r>
+            <w:rPr>
+              <w:rFonts w:ascii="Cambria Math" w:hAnsi="Cambria Math"/>
+              <w:lang w:val="en-US"/>
+            </w:rPr>
+            <m:t>8</m:t>
+          </m:r>
+        </m:oMath>
+      </m:oMathPara>
+    </w:p>
+    <w:p>
+      <w:pPr>
+        <w:ind w:left="426"/>
+        <w:rPr>
+          <w:rFonts w:ascii="Arial Narrow" w:eastAsiaTheme="minorEastAsia" w:hAnsi="Arial Narrow"/>
           <w:lang w:val="en-US"/>
         </w:rPr>
-        <w:t>k = 32434 -&gt; h(k) = 62</w:t>
-      </w:r>
+      </w:pPr>
+      <m:oMathPara>
+        <m:oMathParaPr>
+          <m:jc m:val="left"/>
+        </m:oMathParaPr>
+        <m:oMath>
+          <m:r>
+            <w:rPr>
+              <w:rFonts w:ascii="Cambria Math" w:hAnsi="Cambria Math"/>
+              <w:lang w:val="en-US"/>
+            </w:rPr>
+            <m:t>k=32305→h</m:t>
+          </m:r>
+          <m:d>
+            <m:dPr>
+              <m:ctrlPr>
+                <w:rPr>
+                  <w:rFonts w:ascii="Cambria Math" w:hAnsi="Cambria Math"/>
+                  <w:i/>
+                  <w:lang w:val="en-US"/>
+                </w:rPr>
+              </m:ctrlPr>
+            </m:dPr>
+            <m:e>
+              <m:r>
+                <w:rPr>
+                  <w:rFonts w:ascii="Cambria Math" w:hAnsi="Cambria Math"/>
+                  <w:lang w:val="en-US"/>
+                </w:rPr>
+                <m:t>k</m:t>
+              </m:r>
+            </m:e>
+          </m:d>
+          <m:r>
+            <w:rPr>
+              <w:rFonts w:ascii="Cambria Math" w:hAnsi="Cambria Math"/>
+              <w:lang w:val="en-US"/>
+            </w:rPr>
+            <m:t>=11</m:t>
+          </m:r>
+          <m:r>
+            <w:rPr>
+              <w:rFonts w:ascii="Cambria Math" w:hAnsi="Cambria Math"/>
+              <w:lang w:val="en-US"/>
+            </w:rPr>
+            <m:t>7</m:t>
+          </m:r>
+        </m:oMath>
+      </m:oMathPara>
     </w:p>
     <w:p>
       <w:pPr>
         <w:ind w:left="426"/>
         <w:rPr>
-          <w:rFonts w:ascii="Arial Narrow" w:hAnsi="Arial Narrow"/>
+          <w:rFonts w:ascii="Arial Narrow" w:eastAsiaTheme="minorEastAsia" w:hAnsi="Arial Narrow"/>
           <w:lang w:val="en-US"/>
         </w:rPr>
       </w:pPr>
-      <w:r>
-        <w:rPr>
-          <w:rFonts w:ascii="Arial Narrow" w:hAnsi="Arial Narrow"/>
+      <m:oMathPara>
+        <m:oMathParaPr>
+          <m:jc m:val="left"/>
+        </m:oMathParaPr>
+        <m:oMath>
+          <m:r>
+            <w:rPr>
+              <w:rFonts w:ascii="Cambria Math" w:hAnsi="Cambria Math"/>
+              <w:lang w:val="en-US"/>
+            </w:rPr>
+            <w:lastRenderedPageBreak/>
+            <m:t>k=24971→h</m:t>
+          </m:r>
+          <m:d>
+            <m:dPr>
+              <m:ctrlPr>
+                <w:rPr>
+                  <w:rFonts w:ascii="Cambria Math" w:hAnsi="Cambria Math"/>
+                  <w:i/>
+                  <w:lang w:val="en-US"/>
+                </w:rPr>
+              </m:ctrlPr>
+            </m:dPr>
+            <m:e>
+              <m:r>
+                <w:rPr>
+                  <w:rFonts w:ascii="Cambria Math" w:hAnsi="Cambria Math"/>
+                  <w:lang w:val="en-US"/>
+                </w:rPr>
+                <m:t>k</m:t>
+              </m:r>
+            </m:e>
+          </m:d>
+          <m:r>
+            <w:rPr>
+              <w:rFonts w:ascii="Cambria Math" w:hAnsi="Cambria Math"/>
+              <w:lang w:val="en-US"/>
+            </w:rPr>
+            <m:t>=18</m:t>
+          </m:r>
+          <m:r>
+            <w:rPr>
+              <w:rFonts w:ascii="Cambria Math" w:hAnsi="Cambria Math"/>
+              <w:lang w:val="en-US"/>
+            </w:rPr>
+            <m:t>4</m:t>
+          </m:r>
+        </m:oMath>
+      </m:oMathPara>
+    </w:p>
+    <w:p>
+      <w:pPr>
+        <w:ind w:left="426"/>
+        <w:rPr>
+          <w:rFonts w:ascii="Arial Narrow" w:eastAsiaTheme="minorEastAsia" w:hAnsi="Arial Narrow"/>
           <w:lang w:val="en-US"/>
         </w:rPr>
-        <w:t>k = 29786 -&gt; h(k) = 151</w:t>
-      </w:r>
+      </w:pPr>
+      <m:oMathPara>
+        <m:oMathParaPr>
+          <m:jc m:val="left"/>
+        </m:oMathParaPr>
+        <m:oMath>
+          <m:r>
+            <w:rPr>
+              <w:rFonts w:ascii="Cambria Math" w:hAnsi="Cambria Math"/>
+              <w:lang w:val="en-US"/>
+            </w:rPr>
+            <m:t>k=10177→h</m:t>
+          </m:r>
+          <m:d>
+            <m:dPr>
+              <m:ctrlPr>
+                <w:rPr>
+                  <w:rFonts w:ascii="Cambria Math" w:hAnsi="Cambria Math"/>
+                  <w:i/>
+                  <w:lang w:val="en-US"/>
+                </w:rPr>
+              </m:ctrlPr>
+            </m:dPr>
+            <m:e>
+              <m:r>
+                <w:rPr>
+                  <w:rFonts w:ascii="Cambria Math" w:hAnsi="Cambria Math"/>
+                  <w:lang w:val="en-US"/>
+                </w:rPr>
+                <m:t>k</m:t>
+              </m:r>
+            </m:e>
+          </m:d>
+          <m:r>
+            <w:rPr>
+              <w:rFonts w:ascii="Cambria Math" w:hAnsi="Cambria Math"/>
+              <w:lang w:val="en-US"/>
+            </w:rPr>
+            <m:t>=14</m:t>
+          </m:r>
+          <m:r>
+            <w:rPr>
+              <w:rFonts w:ascii="Cambria Math" w:hAnsi="Cambria Math"/>
+              <w:lang w:val="en-US"/>
+            </w:rPr>
+            <m:t>6</m:t>
+          </m:r>
+        </m:oMath>
+      </m:oMathPara>
     </w:p>
     <w:p>
       <w:pPr>
         <w:ind w:left="426"/>
         <w:rPr>
-          <w:rFonts w:ascii="Arial Narrow" w:hAnsi="Arial Narrow"/>
+          <w:rFonts w:ascii="Arial Narrow" w:eastAsiaTheme="minorEastAsia" w:hAnsi="Arial Narrow"/>
           <w:lang w:val="en-US"/>
         </w:rPr>
       </w:pPr>
-      <w:r>
-        <w:rPr>
-          <w:rFonts w:ascii="Arial Narrow" w:hAnsi="Arial Narrow"/>
+      <m:oMathPara>
+        <m:oMathParaPr>
+          <m:jc m:val="left"/>
+        </m:oMathParaPr>
+        <m:oMath>
+          <m:r>
+            <w:rPr>
+              <w:rFonts w:ascii="Cambria Math" w:hAnsi="Cambria Math"/>
+              <w:lang w:val="en-US"/>
+            </w:rPr>
+            <m:t>k=53101→h</m:t>
+          </m:r>
+          <m:d>
+            <m:dPr>
+              <m:ctrlPr>
+                <w:rPr>
+                  <w:rFonts w:ascii="Cambria Math" w:hAnsi="Cambria Math"/>
+                  <w:i/>
+                  <w:lang w:val="en-US"/>
+                </w:rPr>
+              </m:ctrlPr>
+            </m:dPr>
+            <m:e>
+              <m:r>
+                <w:rPr>
+                  <w:rFonts w:ascii="Cambria Math" w:hAnsi="Cambria Math"/>
+                  <w:lang w:val="en-US"/>
+                </w:rPr>
+                <m:t>k</m:t>
+              </m:r>
+            </m:e>
+          </m:d>
+          <m:r>
+            <w:rPr>
+              <w:rFonts w:ascii="Cambria Math" w:hAnsi="Cambria Math"/>
+              <w:lang w:val="en-US"/>
+            </w:rPr>
+            <m:t>=4</m:t>
+          </m:r>
+          <m:r>
+            <w:rPr>
+              <w:rFonts w:ascii="Cambria Math" w:hAnsi="Cambria Math"/>
+              <w:lang w:val="en-US"/>
+            </w:rPr>
+            <m:t>3</m:t>
+          </m:r>
+        </m:oMath>
+      </m:oMathPara>
+    </w:p>
+    <w:p>
+      <w:pPr>
+        <w:ind w:left="426"/>
+        <w:rPr>
+          <w:rFonts w:ascii="Arial Narrow" w:eastAsiaTheme="minorEastAsia" w:hAnsi="Arial Narrow"/>
+        </w:rPr>
+      </w:pPr>
+      <m:oMathPara>
+        <m:oMathParaPr>
+          <m:jc m:val="left"/>
+        </m:oMathParaPr>
+        <m:oMath>
+          <m:r>
+            <w:rPr>
+              <w:rFonts w:ascii="Cambria Math" w:hAnsi="Cambria Math"/>
+            </w:rPr>
+            <m:t>k=12901→h</m:t>
+          </m:r>
+          <m:d>
+            <m:dPr>
+              <m:ctrlPr>
+                <w:rPr>
+                  <w:rFonts w:ascii="Cambria Math" w:hAnsi="Cambria Math"/>
+                  <w:i/>
+                </w:rPr>
+              </m:ctrlPr>
+            </m:dPr>
+            <m:e>
+              <m:r>
+                <w:rPr>
+                  <w:rFonts w:ascii="Cambria Math" w:hAnsi="Cambria Math"/>
+                </w:rPr>
+                <m:t>k</m:t>
+              </m:r>
+            </m:e>
+          </m:d>
+          <m:r>
+            <w:rPr>
+              <w:rFonts w:ascii="Cambria Math" w:hAnsi="Cambria Math"/>
+            </w:rPr>
+            <m:t>=5</m:t>
+          </m:r>
+          <m:r>
+            <w:rPr>
+              <w:rFonts w:ascii="Cambria Math" w:hAnsi="Cambria Math"/>
+            </w:rPr>
+            <m:t>1</m:t>
+          </m:r>
+        </m:oMath>
+      </m:oMathPara>
+    </w:p>
+    <w:p>
+      <w:pPr>
+        <w:ind w:left="426"/>
+        <w:rPr>
+          <w:rFonts w:ascii="Arial Narrow" w:hAnsi="Arial Narrow"/>
+        </w:rPr>
+      </w:pPr>
+      <w:r>
+        <w:rPr>
+          <w:rFonts w:ascii="Arial Narrow" w:hAnsi="Arial Narrow"/>
+        </w:rPr>
+        <w:t xml:space="preserve">No </w:t>
+      </w:r>
+      <w:proofErr w:type="gramStart"/>
+      <w:r>
+        <w:rPr>
+          <w:rFonts w:ascii="Arial Narrow" w:hAnsi="Arial Narrow"/>
+        </w:rPr>
+        <w:t>hubieron</w:t>
+      </w:r>
+      <w:proofErr w:type="gramEnd"/>
+      <w:r>
+        <w:rPr>
+          <w:rFonts w:ascii="Arial Narrow" w:hAnsi="Arial Narrow"/>
+        </w:rPr>
+        <w:t xml:space="preserve"> colisiones</w:t>
+      </w:r>
+    </w:p>
+    <w:p>
+      <w:pPr>
+        <w:tabs>
+          <w:tab w:val="right" w:pos="8505"/>
+        </w:tabs>
+        <w:ind w:left="426"/>
+        <w:rPr>
+          <w:rFonts w:ascii="Arial Narrow" w:hAnsi="Arial Narrow"/>
+        </w:rPr>
+      </w:pPr>
+      <w:r>
+        <w:rPr>
+          <w:rFonts w:ascii="Arial Narrow" w:hAnsi="Arial Narrow"/>
+        </w:rPr>
+        <w:t xml:space="preserve">Como segundo </w:t>
+      </w:r>
+      <w:proofErr w:type="spellStart"/>
+      <w:r>
+        <w:rPr>
+          <w:rFonts w:ascii="Arial Narrow" w:hAnsi="Arial Narrow"/>
+        </w:rPr>
+        <w:t>metodo</w:t>
+      </w:r>
+      <w:proofErr w:type="spellEnd"/>
+      <w:r>
+        <w:rPr>
+          <w:rFonts w:ascii="Arial Narrow" w:hAnsi="Arial Narrow"/>
+        </w:rPr>
+        <w:t xml:space="preserve"> de </w:t>
+      </w:r>
+      <w:proofErr w:type="spellStart"/>
+      <w:r>
+        <w:rPr>
+          <w:rFonts w:ascii="Arial Narrow" w:hAnsi="Arial Narrow"/>
+        </w:rPr>
+        <w:t>hashing</w:t>
+      </w:r>
+      <w:proofErr w:type="spellEnd"/>
+      <w:r>
+        <w:rPr>
+          <w:rFonts w:ascii="Arial Narrow" w:hAnsi="Arial Narrow"/>
+        </w:rPr>
+        <w:t xml:space="preserve"> se </w:t>
+      </w:r>
+      <w:proofErr w:type="spellStart"/>
+      <w:r>
+        <w:rPr>
+          <w:rFonts w:ascii="Arial Narrow" w:hAnsi="Arial Narrow"/>
+        </w:rPr>
+        <w:t>utilizo</w:t>
+      </w:r>
+      <w:proofErr w:type="spellEnd"/>
+      <w:r>
+        <w:rPr>
+          <w:rFonts w:ascii="Arial Narrow" w:hAnsi="Arial Narrow"/>
+        </w:rPr>
+        <w:t xml:space="preserve"> el plegado por desplazamiento con m = 200 y </w:t>
+      </w:r>
+    </w:p>
+    <w:p>
+      <w:pPr>
+        <w:tabs>
+          <w:tab w:val="right" w:pos="8505"/>
+        </w:tabs>
+        <w:ind w:left="426"/>
+        <w:jc w:val="center"/>
+        <w:rPr>
+          <w:rFonts w:ascii="Arial Narrow" w:eastAsiaTheme="minorEastAsia" w:hAnsi="Arial Narrow"/>
+        </w:rPr>
+      </w:pPr>
+      <m:oMathPara>
+        <m:oMath>
+          <m:sSub>
+            <m:sSubPr>
+              <m:ctrlPr>
+                <w:rPr>
+                  <w:rFonts w:ascii="Cambria Math" w:hAnsi="Cambria Math"/>
+                  <w:i/>
+                </w:rPr>
+              </m:ctrlPr>
+            </m:sSubPr>
+            <m:e>
+              <m:r>
+                <w:rPr>
+                  <w:rFonts w:ascii="Cambria Math" w:hAnsi="Cambria Math"/>
+                </w:rPr>
+                <m:t>h</m:t>
+              </m:r>
+            </m:e>
+            <m:sub>
+              <m:r>
+                <w:rPr>
+                  <w:rFonts w:ascii="Cambria Math" w:hAnsi="Cambria Math"/>
+                </w:rPr>
+                <m:t>shift</m:t>
+              </m:r>
+            </m:sub>
+          </m:sSub>
+          <m:d>
+            <m:dPr>
+              <m:ctrlPr>
+                <w:rPr>
+                  <w:rFonts w:ascii="Cambria Math" w:hAnsi="Cambria Math"/>
+                  <w:i/>
+                </w:rPr>
+              </m:ctrlPr>
+            </m:dPr>
+            <m:e>
+              <m:r>
+                <w:rPr>
+                  <w:rFonts w:ascii="Cambria Math" w:hAnsi="Cambria Math"/>
+                </w:rPr>
+                <m:t>k</m:t>
+              </m:r>
+            </m:e>
+          </m:d>
+          <m:r>
+            <w:rPr>
+              <w:rFonts w:ascii="Cambria Math" w:hAnsi="Cambria Math"/>
+            </w:rPr>
+            <m:t>=</m:t>
+          </m:r>
+          <m:d>
+            <m:dPr>
+              <m:ctrlPr>
+                <w:rPr>
+                  <w:rFonts w:ascii="Cambria Math" w:hAnsi="Cambria Math"/>
+                  <w:i/>
+                </w:rPr>
+              </m:ctrlPr>
+            </m:dPr>
+            <m:e>
+              <m:nary>
+                <m:naryPr>
+                  <m:chr m:val="∑"/>
+                  <m:limLoc m:val="undOvr"/>
+                  <m:subHide m:val="1"/>
+                  <m:supHide m:val="1"/>
+                  <m:ctrlPr>
+                    <w:rPr>
+                      <w:rFonts w:ascii="Cambria Math" w:hAnsi="Cambria Math"/>
+                      <w:i/>
+                    </w:rPr>
+                  </m:ctrlPr>
+                </m:naryPr>
+                <m:sub/>
+                <m:sup/>
+                <m:e>
+                  <m:sSub>
+                    <m:sSubPr>
+                      <m:ctrlPr>
+                        <w:rPr>
+                          <w:rFonts w:ascii="Cambria Math" w:hAnsi="Cambria Math"/>
+                          <w:i/>
+                        </w:rPr>
+                      </m:ctrlPr>
+                    </m:sSubPr>
+                    <m:e>
+                      <m:r>
+                        <w:rPr>
+                          <w:rFonts w:ascii="Cambria Math" w:hAnsi="Cambria Math"/>
+                        </w:rPr>
+                        <m:t>B</m:t>
+                      </m:r>
+                    </m:e>
+                    <m:sub>
+                      <m:r>
+                        <w:rPr>
+                          <w:rFonts w:ascii="Cambria Math" w:hAnsi="Cambria Math"/>
+                        </w:rPr>
+                        <m:t>i</m:t>
+                      </m:r>
+                    </m:sub>
+                  </m:sSub>
+                </m:e>
+              </m:nary>
+            </m:e>
+          </m:d>
+          <m:r>
+            <w:rPr>
+              <w:rFonts w:ascii="Cambria Math" w:hAnsi="Cambria Math"/>
+            </w:rPr>
+            <m:t>mod m</m:t>
+          </m:r>
+        </m:oMath>
+      </m:oMathPara>
+    </w:p>
+    <w:p>
+      <w:pPr>
+        <w:tabs>
+          <w:tab w:val="right" w:pos="8505"/>
+        </w:tabs>
+        <w:ind w:left="426"/>
+        <w:rPr>
+          <w:rFonts w:ascii="Arial Narrow" w:eastAsiaTheme="minorEastAsia" w:hAnsi="Arial Narrow"/>
+        </w:rPr>
+      </w:pPr>
+      <m:oMathPara>
+        <m:oMathParaPr>
+          <m:jc m:val="left"/>
+        </m:oMathParaPr>
+        <m:oMath>
+          <m:r>
+            <w:rPr>
+              <w:rFonts w:ascii="Cambria Math" w:eastAsiaTheme="minorEastAsia" w:hAnsi="Cambria Math"/>
+            </w:rPr>
+            <m:t>k=10168→h</m:t>
+          </m:r>
+          <m:d>
+            <m:dPr>
+              <m:ctrlPr>
+                <w:rPr>
+                  <w:rFonts w:ascii="Cambria Math" w:eastAsiaTheme="minorEastAsia" w:hAnsi="Cambria Math"/>
+                  <w:i/>
+                </w:rPr>
+              </m:ctrlPr>
+            </m:dPr>
+            <m:e>
+              <m:r>
+                <w:rPr>
+                  <w:rFonts w:ascii="Cambria Math" w:eastAsiaTheme="minorEastAsia" w:hAnsi="Cambria Math"/>
+                </w:rPr>
+                <m:t>k</m:t>
+              </m:r>
+            </m:e>
+          </m:d>
+          <m:r>
+            <w:rPr>
+              <w:rFonts w:ascii="Cambria Math" w:eastAsiaTheme="minorEastAsia" w:hAnsi="Cambria Math"/>
+            </w:rPr>
+            <m:t>=70</m:t>
+          </m:r>
+        </m:oMath>
+      </m:oMathPara>
+    </w:p>
+    <w:p>
+      <w:pPr>
+        <w:tabs>
+          <w:tab w:val="right" w:pos="8505"/>
+        </w:tabs>
+        <w:ind w:left="426"/>
+        <w:rPr>
+          <w:rFonts w:ascii="Arial Narrow" w:eastAsiaTheme="minorEastAsia" w:hAnsi="Arial Narrow"/>
+        </w:rPr>
+      </w:pPr>
+      <m:oMathPara>
+        <m:oMathParaPr>
+          <m:jc m:val="left"/>
+        </m:oMathParaPr>
+        <m:oMath>
+          <m:r>
+            <w:rPr>
+              <w:rFonts w:ascii="Cambria Math" w:eastAsiaTheme="minorEastAsia" w:hAnsi="Cambria Math"/>
+            </w:rPr>
+            <m:t>k=21362→h</m:t>
+          </m:r>
+          <m:d>
+            <m:dPr>
+              <m:ctrlPr>
+                <w:rPr>
+                  <w:rFonts w:ascii="Cambria Math" w:eastAsiaTheme="minorEastAsia" w:hAnsi="Cambria Math"/>
+                  <w:i/>
+                </w:rPr>
+              </m:ctrlPr>
+            </m:dPr>
+            <m:e>
+              <m:r>
+                <w:rPr>
+                  <w:rFonts w:ascii="Cambria Math" w:eastAsiaTheme="minorEastAsia" w:hAnsi="Cambria Math"/>
+                </w:rPr>
+                <m:t>k</m:t>
+              </m:r>
+            </m:e>
+          </m:d>
+          <m:r>
+            <w:rPr>
+              <w:rFonts w:ascii="Cambria Math" w:eastAsiaTheme="minorEastAsia" w:hAnsi="Cambria Math"/>
+            </w:rPr>
+            <m:t>=77</m:t>
+          </m:r>
+        </m:oMath>
+      </m:oMathPara>
+    </w:p>
+    <w:p>
+      <w:pPr>
+        <w:tabs>
+          <w:tab w:val="right" w:pos="8505"/>
+        </w:tabs>
+        <w:ind w:left="426"/>
+        <w:rPr>
+          <w:rFonts w:ascii="Arial Narrow" w:eastAsiaTheme="minorEastAsia" w:hAnsi="Arial Narrow"/>
+        </w:rPr>
+      </w:pPr>
+      <m:oMathPara>
+        <m:oMathParaPr>
+          <m:jc m:val="left"/>
+        </m:oMathParaPr>
+        <m:oMath>
+          <m:r>
+            <w:rPr>
+              <w:rFonts w:ascii="Cambria Math" w:eastAsiaTheme="minorEastAsia" w:hAnsi="Cambria Math"/>
+            </w:rPr>
+            <m:t>k=8515→h</m:t>
+          </m:r>
+          <m:d>
+            <m:dPr>
+              <m:ctrlPr>
+                <w:rPr>
+                  <w:rFonts w:ascii="Cambria Math" w:eastAsiaTheme="minorEastAsia" w:hAnsi="Cambria Math"/>
+                  <w:i/>
+                </w:rPr>
+              </m:ctrlPr>
+            </m:dPr>
+            <m:e>
+              <m:r>
+                <w:rPr>
+                  <w:rFonts w:ascii="Cambria Math" w:eastAsiaTheme="minorEastAsia" w:hAnsi="Cambria Math"/>
+                </w:rPr>
+                <m:t>k</m:t>
+              </m:r>
+            </m:e>
+          </m:d>
+          <m:r>
+            <w:rPr>
+              <w:rFonts w:ascii="Cambria Math" w:eastAsiaTheme="minorEastAsia" w:hAnsi="Cambria Math"/>
+            </w:rPr>
+            <m:t>=100</m:t>
+          </m:r>
+        </m:oMath>
+      </m:oMathPara>
+    </w:p>
+    <w:p>
+      <w:pPr>
+        <w:tabs>
+          <w:tab w:val="right" w:pos="8505"/>
+        </w:tabs>
+        <w:ind w:left="426"/>
+        <w:rPr>
+          <w:rFonts w:ascii="Arial Narrow" w:eastAsiaTheme="minorEastAsia" w:hAnsi="Arial Narrow"/>
+        </w:rPr>
+      </w:pPr>
+      <m:oMathPara>
+        <m:oMathParaPr>
+          <m:jc m:val="left"/>
+        </m:oMathParaPr>
+        <m:oMath>
+          <m:r>
+            <w:rPr>
+              <w:rFonts w:ascii="Cambria Math" w:eastAsiaTheme="minorEastAsia" w:hAnsi="Cambria Math"/>
+            </w:rPr>
+            <m:t>k=7993→h</m:t>
+          </m:r>
+          <m:d>
+            <m:dPr>
+              <m:ctrlPr>
+                <w:rPr>
+                  <w:rFonts w:ascii="Cambria Math" w:eastAsiaTheme="minorEastAsia" w:hAnsi="Cambria Math"/>
+                  <w:i/>
+                </w:rPr>
+              </m:ctrlPr>
+            </m:dPr>
+            <m:e>
+              <m:r>
+                <w:rPr>
+                  <w:rFonts w:ascii="Cambria Math" w:eastAsiaTheme="minorEastAsia" w:hAnsi="Cambria Math"/>
+                </w:rPr>
+                <m:t>k</m:t>
+              </m:r>
+            </m:e>
+          </m:d>
+          <m:r>
+            <w:rPr>
+              <w:rFonts w:ascii="Cambria Math" w:eastAsiaTheme="minorEastAsia" w:hAnsi="Cambria Math"/>
+            </w:rPr>
+            <m:t>=172</m:t>
+          </m:r>
+        </m:oMath>
+      </m:oMathPara>
+    </w:p>
+    <w:p>
+      <w:pPr>
+        <w:ind w:left="426"/>
+        <w:rPr>
+          <w:rFonts w:ascii="Arial Narrow" w:eastAsiaTheme="minorEastAsia" w:hAnsi="Arial Narrow"/>
           <w:lang w:val="en-US"/>
         </w:rPr>
-        <w:t>k = 35175 -&gt; h(k) = 68</w:t>
-      </w:r>
+      </w:pPr>
+      <m:oMathPara>
+        <m:oMathParaPr>
+          <m:jc m:val="left"/>
+        </m:oMathParaPr>
+        <m:oMath>
+          <m:r>
+            <w:rPr>
+              <w:rFonts w:ascii="Cambria Math" w:hAnsi="Cambria Math"/>
+              <w:lang w:val="en-US"/>
+            </w:rPr>
+            <m:t>k=32434→h</m:t>
+          </m:r>
+          <m:d>
+            <m:dPr>
+              <m:ctrlPr>
+                <w:rPr>
+                  <w:rFonts w:ascii="Cambria Math" w:hAnsi="Cambria Math"/>
+                  <w:i/>
+                  <w:lang w:val="en-US"/>
+                </w:rPr>
+              </m:ctrlPr>
+            </m:dPr>
+            <m:e>
+              <m:r>
+                <w:rPr>
+                  <w:rFonts w:ascii="Cambria Math" w:hAnsi="Cambria Math"/>
+                  <w:lang w:val="en-US"/>
+                </w:rPr>
+                <m:t>k</m:t>
+              </m:r>
+            </m:e>
+          </m:d>
+          <m:r>
+            <w:rPr>
+              <w:rFonts w:ascii="Cambria Math" w:hAnsi="Cambria Math"/>
+              <w:lang w:val="en-US"/>
+            </w:rPr>
+            <m:t>=6</m:t>
+          </m:r>
+          <m:r>
+            <w:rPr>
+              <w:rFonts w:ascii="Cambria Math" w:hAnsi="Cambria Math"/>
+              <w:lang w:val="en-US"/>
+            </w:rPr>
+            <m:t>1</m:t>
+          </m:r>
+        </m:oMath>
+      </m:oMathPara>
     </w:p>
     <w:p>
       <w:pPr>
         <w:ind w:left="426"/>
         <w:rPr>
-          <w:rFonts w:ascii="Arial Narrow" w:hAnsi="Arial Narrow"/>
+          <w:rFonts w:ascii="Arial Narrow" w:eastAsiaTheme="minorEastAsia" w:hAnsi="Arial Narrow"/>
           <w:lang w:val="en-US"/>
         </w:rPr>
       </w:pPr>
-      <w:r>
-        <w:rPr>
-          <w:rFonts w:ascii="Arial Narrow" w:hAnsi="Arial Narrow"/>
+      <m:oMathPara>
+        <m:oMathParaPr>
+          <m:jc m:val="left"/>
+        </m:oMathParaPr>
+        <m:oMath>
+          <m:r>
+            <w:rPr>
+              <w:rFonts w:ascii="Cambria Math" w:eastAsiaTheme="minorEastAsia" w:hAnsi="Cambria Math"/>
+              <w:lang w:val="en-US"/>
+            </w:rPr>
+            <m:t>k=29786→h</m:t>
+          </m:r>
+          <m:d>
+            <m:dPr>
+              <m:ctrlPr>
+                <w:rPr>
+                  <w:rFonts w:ascii="Cambria Math" w:eastAsiaTheme="minorEastAsia" w:hAnsi="Cambria Math"/>
+                  <w:i/>
+                  <w:lang w:val="en-US"/>
+                </w:rPr>
+              </m:ctrlPr>
+            </m:dPr>
+            <m:e>
+              <m:r>
+                <w:rPr>
+                  <w:rFonts w:ascii="Cambria Math" w:eastAsiaTheme="minorEastAsia" w:hAnsi="Cambria Math"/>
+                  <w:lang w:val="en-US"/>
+                </w:rPr>
+                <m:t>k</m:t>
+              </m:r>
+            </m:e>
+          </m:d>
+          <m:r>
+            <w:rPr>
+              <w:rFonts w:ascii="Cambria Math" w:eastAsiaTheme="minorEastAsia" w:hAnsi="Cambria Math"/>
+              <w:lang w:val="en-US"/>
+            </w:rPr>
+            <m:t>=18</m:t>
+          </m:r>
+          <m:r>
+            <w:rPr>
+              <w:rFonts w:ascii="Cambria Math" w:eastAsiaTheme="minorEastAsia" w:hAnsi="Cambria Math"/>
+              <w:lang w:val="en-US"/>
+            </w:rPr>
+            <m:t>5</m:t>
+          </m:r>
+        </m:oMath>
+      </m:oMathPara>
+    </w:p>
+    <w:p>
+      <w:pPr>
+        <w:ind w:left="426"/>
+        <w:rPr>
+          <w:rFonts w:ascii="Arial Narrow" w:eastAsiaTheme="minorEastAsia" w:hAnsi="Arial Narrow"/>
           <w:lang w:val="en-US"/>
         </w:rPr>
-        <w:t>k = 50255 -&gt; h(k) = 58</w:t>
-      </w:r>
+      </w:pPr>
+      <m:oMathPara>
+        <m:oMathParaPr>
+          <m:jc m:val="left"/>
+        </m:oMathParaPr>
+        <m:oMath>
+          <m:r>
+            <w:rPr>
+              <w:rFonts w:ascii="Cambria Math" w:eastAsiaTheme="minorEastAsia" w:hAnsi="Cambria Math"/>
+              <w:lang w:val="en-US"/>
+            </w:rPr>
+            <m:t>k=35175→h</m:t>
+          </m:r>
+          <m:d>
+            <m:dPr>
+              <m:ctrlPr>
+                <w:rPr>
+                  <w:rFonts w:ascii="Cambria Math" w:eastAsiaTheme="minorEastAsia" w:hAnsi="Cambria Math"/>
+                  <w:i/>
+                  <w:lang w:val="en-US"/>
+                </w:rPr>
+              </m:ctrlPr>
+            </m:dPr>
+            <m:e>
+              <m:r>
+                <w:rPr>
+                  <w:rFonts w:ascii="Cambria Math" w:eastAsiaTheme="minorEastAsia" w:hAnsi="Cambria Math"/>
+                  <w:lang w:val="en-US"/>
+                </w:rPr>
+                <m:t>k</m:t>
+              </m:r>
+            </m:e>
+          </m:d>
+          <m:r>
+            <w:rPr>
+              <w:rFonts w:ascii="Cambria Math" w:eastAsiaTheme="minorEastAsia" w:hAnsi="Cambria Math"/>
+              <w:lang w:val="en-US"/>
+            </w:rPr>
+            <m:t>=12</m:t>
+          </m:r>
+          <m:r>
+            <w:rPr>
+              <w:rFonts w:ascii="Cambria Math" w:eastAsiaTheme="minorEastAsia" w:hAnsi="Cambria Math"/>
+              <w:lang w:val="en-US"/>
+            </w:rPr>
+            <m:t>9</m:t>
+          </m:r>
+        </m:oMath>
+      </m:oMathPara>
     </w:p>
     <w:p>
       <w:pPr>
         <w:ind w:left="426"/>
         <w:rPr>
-          <w:rFonts w:ascii="Arial Narrow" w:hAnsi="Arial Narrow"/>
+          <w:rFonts w:ascii="Arial Narrow" w:eastAsiaTheme="minorEastAsia" w:hAnsi="Arial Narrow"/>
           <w:lang w:val="en-US"/>
         </w:rPr>
       </w:pPr>
-      <w:r>
-        <w:rPr>
-          <w:rFonts w:ascii="Arial Narrow" w:hAnsi="Arial Narrow"/>
+      <m:oMathPara>
+        <m:oMathParaPr>
+          <m:jc m:val="left"/>
+        </m:oMathParaPr>
+        <m:oMath>
+          <m:r>
+            <w:rPr>
+              <w:rFonts w:ascii="Cambria Math" w:hAnsi="Cambria Math"/>
+              <w:lang w:val="en-US"/>
+            </w:rPr>
+            <m:t>k=50255→h</m:t>
+          </m:r>
+          <m:d>
+            <m:dPr>
+              <m:ctrlPr>
+                <w:rPr>
+                  <w:rFonts w:ascii="Cambria Math" w:hAnsi="Cambria Math"/>
+                  <w:i/>
+                  <w:lang w:val="en-US"/>
+                </w:rPr>
+              </m:ctrlPr>
+            </m:dPr>
+            <m:e>
+              <m:r>
+                <w:rPr>
+                  <w:rFonts w:ascii="Cambria Math" w:hAnsi="Cambria Math"/>
+                  <w:lang w:val="en-US"/>
+                </w:rPr>
+                <m:t>k</m:t>
+              </m:r>
+            </m:e>
+          </m:d>
+          <m:r>
+            <w:rPr>
+              <w:rFonts w:ascii="Cambria Math" w:hAnsi="Cambria Math"/>
+              <w:lang w:val="en-US"/>
+            </w:rPr>
+            <m:t>=6</m:t>
+          </m:r>
+          <m:r>
+            <w:rPr>
+              <w:rFonts w:ascii="Cambria Math" w:hAnsi="Cambria Math"/>
+              <w:lang w:val="en-US"/>
+            </w:rPr>
+            <m:t>2</m:t>
+          </m:r>
+        </m:oMath>
+      </m:oMathPara>
+    </w:p>
+    <w:p>
+      <w:pPr>
+        <w:ind w:left="426"/>
+        <w:rPr>
+          <w:rFonts w:ascii="Arial Narrow" w:eastAsiaTheme="minorEastAsia" w:hAnsi="Arial Narrow"/>
           <w:lang w:val="en-US"/>
         </w:rPr>
-        <w:t>k = 32305 -&gt; h(k) = 117</w:t>
-      </w:r>
+      </w:pPr>
+      <m:oMathPara>
+        <m:oMathParaPr>
+          <m:jc m:val="left"/>
+        </m:oMathParaPr>
+        <m:oMath>
+          <m:r>
+            <w:rPr>
+              <w:rFonts w:ascii="Cambria Math" w:hAnsi="Cambria Math"/>
+              <w:lang w:val="en-US"/>
+            </w:rPr>
+            <m:t>k=32305→h</m:t>
+          </m:r>
+          <m:d>
+            <m:dPr>
+              <m:ctrlPr>
+                <w:rPr>
+                  <w:rFonts w:ascii="Cambria Math" w:hAnsi="Cambria Math"/>
+                  <w:i/>
+                  <w:lang w:val="en-US"/>
+                </w:rPr>
+              </m:ctrlPr>
+            </m:dPr>
+            <m:e>
+              <m:r>
+                <w:rPr>
+                  <w:rFonts w:ascii="Cambria Math" w:hAnsi="Cambria Math"/>
+                  <w:lang w:val="en-US"/>
+                </w:rPr>
+                <m:t>k</m:t>
+              </m:r>
+            </m:e>
+          </m:d>
+          <m:r>
+            <w:rPr>
+              <w:rFonts w:ascii="Cambria Math" w:hAnsi="Cambria Math"/>
+              <w:lang w:val="en-US"/>
+            </w:rPr>
+            <m:t>=3</m:t>
+          </m:r>
+          <m:r>
+            <w:rPr>
+              <w:rFonts w:ascii="Cambria Math" w:hAnsi="Cambria Math"/>
+              <w:lang w:val="en-US"/>
+            </w:rPr>
+            <m:t>1</m:t>
+          </m:r>
+        </m:oMath>
+      </m:oMathPara>
     </w:p>
     <w:p>
       <w:pPr>
         <w:ind w:left="426"/>
         <w:rPr>
-          <w:rFonts w:ascii="Arial Narrow" w:hAnsi="Arial Narrow"/>
+          <w:rFonts w:ascii="Arial Narrow" w:eastAsiaTheme="minorEastAsia" w:hAnsi="Arial Narrow"/>
           <w:lang w:val="en-US"/>
         </w:rPr>
       </w:pPr>
-      <w:r>
-        <w:rPr>
-          <w:rFonts w:ascii="Arial Narrow" w:hAnsi="Arial Narrow"/>
+      <m:oMathPara>
+        <m:oMathParaPr>
+          <m:jc m:val="left"/>
+        </m:oMathParaPr>
+        <m:oMath>
+          <m:r>
+            <w:rPr>
+              <w:rFonts w:ascii="Cambria Math" w:eastAsiaTheme="minorEastAsia" w:hAnsi="Cambria Math"/>
+              <w:lang w:val="en-US"/>
+            </w:rPr>
+            <m:t>k=24971→h</m:t>
+          </m:r>
+          <m:d>
+            <m:dPr>
+              <m:ctrlPr>
+                <w:rPr>
+                  <w:rFonts w:ascii="Cambria Math" w:eastAsiaTheme="minorEastAsia" w:hAnsi="Cambria Math"/>
+                  <w:i/>
+                  <w:lang w:val="en-US"/>
+                </w:rPr>
+              </m:ctrlPr>
+            </m:dPr>
+            <m:e>
+              <m:r>
+                <w:rPr>
+                  <w:rFonts w:ascii="Cambria Math" w:eastAsiaTheme="minorEastAsia" w:hAnsi="Cambria Math"/>
+                  <w:lang w:val="en-US"/>
+                </w:rPr>
+                <m:t>k</m:t>
+              </m:r>
+            </m:e>
+          </m:d>
+          <m:r>
+            <w:rPr>
+              <w:rFonts w:ascii="Cambria Math" w:eastAsiaTheme="minorEastAsia" w:hAnsi="Cambria Math"/>
+              <w:lang w:val="en-US"/>
+            </w:rPr>
+            <m:t>=12</m:t>
+          </m:r>
+          <m:r>
+            <w:rPr>
+              <w:rFonts w:ascii="Cambria Math" w:eastAsiaTheme="minorEastAsia" w:hAnsi="Cambria Math"/>
+              <w:lang w:val="en-US"/>
+            </w:rPr>
+            <m:t>2</m:t>
+          </m:r>
+        </m:oMath>
+      </m:oMathPara>
+    </w:p>
+    <w:p>
+      <w:pPr>
+        <w:ind w:left="426"/>
+        <w:rPr>
+          <w:rFonts w:ascii="Arial Narrow" w:eastAsiaTheme="minorEastAsia" w:hAnsi="Arial Narrow"/>
           <w:lang w:val="en-US"/>
         </w:rPr>
-        <w:t>k = 24971 -&gt; h(k) = 184</w:t>
-      </w:r>
+      </w:pPr>
+      <m:oMathPara>
+        <m:oMathParaPr>
+          <m:jc m:val="left"/>
+        </m:oMathParaPr>
+        <m:oMath>
+          <m:r>
+            <w:rPr>
+              <w:rFonts w:ascii="Cambria Math" w:eastAsiaTheme="minorEastAsia" w:hAnsi="Cambria Math"/>
+              <w:lang w:val="en-US"/>
+            </w:rPr>
+            <m:t>k=10177→h</m:t>
+          </m:r>
+          <m:d>
+            <m:dPr>
+              <m:ctrlPr>
+                <w:rPr>
+                  <w:rFonts w:ascii="Cambria Math" w:eastAsiaTheme="minorEastAsia" w:hAnsi="Cambria Math"/>
+                  <w:i/>
+                  <w:lang w:val="en-US"/>
+                </w:rPr>
+              </m:ctrlPr>
+            </m:dPr>
+            <m:e>
+              <m:r>
+                <w:rPr>
+                  <w:rFonts w:ascii="Cambria Math" w:eastAsiaTheme="minorEastAsia" w:hAnsi="Cambria Math"/>
+                  <w:lang w:val="en-US"/>
+                </w:rPr>
+                <m:t>k</m:t>
+              </m:r>
+            </m:e>
+          </m:d>
+          <m:r>
+            <w:rPr>
+              <w:rFonts w:ascii="Cambria Math" w:eastAsiaTheme="minorEastAsia" w:hAnsi="Cambria Math"/>
+              <w:lang w:val="en-US"/>
+            </w:rPr>
+            <m:t>=7</m:t>
+          </m:r>
+          <m:r>
+            <w:rPr>
+              <w:rFonts w:ascii="Cambria Math" w:eastAsiaTheme="minorEastAsia" w:hAnsi="Cambria Math"/>
+              <w:lang w:val="en-US"/>
+            </w:rPr>
+            <m:t>9</m:t>
+          </m:r>
+        </m:oMath>
+      </m:oMathPara>
     </w:p>
     <w:p>
       <w:pPr>
         <w:ind w:left="426"/>
         <w:rPr>
-          <w:rFonts w:ascii="Arial Narrow" w:hAnsi="Arial Narrow"/>
+          <w:rFonts w:ascii="Arial Narrow" w:eastAsiaTheme="minorEastAsia" w:hAnsi="Arial Narrow"/>
           <w:lang w:val="en-US"/>
         </w:rPr>
       </w:pPr>
-      <w:r>
-        <w:rPr>
-          <w:rFonts w:ascii="Arial Narrow" w:hAnsi="Arial Narrow"/>
+      <m:oMathPara>
+        <m:oMathParaPr>
+          <m:jc m:val="left"/>
+        </m:oMathParaPr>
+        <m:oMath>
+          <m:r>
+            <w:rPr>
+              <w:rFonts w:ascii="Cambria Math" w:eastAsiaTheme="minorEastAsia" w:hAnsi="Cambria Math"/>
+              <w:lang w:val="en-US"/>
+            </w:rPr>
+            <m:t>k=53101→h</m:t>
+          </m:r>
+          <m:d>
+            <m:dPr>
+              <m:ctrlPr>
+                <w:rPr>
+                  <w:rFonts w:ascii="Cambria Math" w:eastAsiaTheme="minorEastAsia" w:hAnsi="Cambria Math"/>
+                  <w:i/>
+                  <w:lang w:val="en-US"/>
+                </w:rPr>
+              </m:ctrlPr>
+            </m:dPr>
+            <m:e>
+              <m:r>
+                <w:rPr>
+                  <w:rFonts w:ascii="Cambria Math" w:eastAsiaTheme="minorEastAsia" w:hAnsi="Cambria Math"/>
+                  <w:lang w:val="en-US"/>
+                </w:rPr>
+                <m:t>k</m:t>
+              </m:r>
+            </m:e>
+          </m:d>
+          <m:r>
+            <w:rPr>
+              <w:rFonts w:ascii="Cambria Math" w:eastAsiaTheme="minorEastAsia" w:hAnsi="Cambria Math"/>
+              <w:lang w:val="en-US"/>
+            </w:rPr>
+            <m:t>=3</m:t>
+          </m:r>
+          <m:r>
+            <w:rPr>
+              <w:rFonts w:ascii="Cambria Math" w:eastAsiaTheme="minorEastAsia" w:hAnsi="Cambria Math"/>
+              <w:lang w:val="en-US"/>
+            </w:rPr>
+            <m:t>7</m:t>
+          </m:r>
+        </m:oMath>
+      </m:oMathPara>
+    </w:p>
+    <w:p>
+      <w:pPr>
+        <w:ind w:left="426"/>
+        <w:rPr>
+          <w:rFonts w:ascii="Arial Narrow" w:eastAsiaTheme="minorEastAsia" w:hAnsi="Arial Narrow"/>
           <w:lang w:val="en-US"/>
         </w:rPr>
-        <w:lastRenderedPageBreak/>
-        <w:t>k = 10177 -&gt; h(k) = 146</w:t>
-      </w:r>
+      </w:pPr>
+      <m:oMathPara>
+        <m:oMathParaPr>
+          <m:jc m:val="left"/>
+        </m:oMathParaPr>
+        <m:oMath>
+          <m:r>
+            <w:rPr>
+              <w:rFonts w:ascii="Cambria Math" w:eastAsiaTheme="minorEastAsia" w:hAnsi="Cambria Math"/>
+              <w:lang w:val="en-US"/>
+            </w:rPr>
+            <m:t>k=12901→h</m:t>
+          </m:r>
+          <m:d>
+            <m:dPr>
+              <m:ctrlPr>
+                <w:rPr>
+                  <w:rFonts w:ascii="Cambria Math" w:eastAsiaTheme="minorEastAsia" w:hAnsi="Cambria Math"/>
+                  <w:i/>
+                  <w:lang w:val="en-US"/>
+                </w:rPr>
+              </m:ctrlPr>
+            </m:dPr>
+            <m:e>
+              <m:r>
+                <w:rPr>
+                  <w:rFonts w:ascii="Cambria Math" w:eastAsiaTheme="minorEastAsia" w:hAnsi="Cambria Math"/>
+                  <w:lang w:val="en-US"/>
+                </w:rPr>
+                <m:t>k</m:t>
+              </m:r>
+            </m:e>
+          </m:d>
+          <m:r>
+            <w:rPr>
+              <w:rFonts w:ascii="Cambria Math" w:eastAsiaTheme="minorEastAsia" w:hAnsi="Cambria Math"/>
+              <w:lang w:val="en-US"/>
+            </w:rPr>
+            <m:t>=3</m:t>
+          </m:r>
+          <m:r>
+            <w:rPr>
+              <w:rFonts w:ascii="Cambria Math" w:eastAsiaTheme="minorEastAsia" w:hAnsi="Cambria Math"/>
+              <w:lang w:val="en-US"/>
+            </w:rPr>
+            <m:t>1</m:t>
+          </m:r>
+        </m:oMath>
+      </m:oMathPara>
     </w:p>
     <w:p>
       <w:pPr>
         <w:ind w:left="426"/>
         <w:rPr>
           <w:rFonts w:ascii="Arial Narrow" w:hAnsi="Arial Narrow"/>
-          <w:lang w:val="en-US"/>
-        </w:rPr>
-      </w:pPr>
-      <w:r>
-        <w:rPr>
-          <w:rFonts w:ascii="Arial Narrow" w:hAnsi="Arial Narrow"/>
-          <w:lang w:val="en-US"/>
-        </w:rPr>
-        <w:t>k = 53101 -&gt; h(k) = 43</w:t>
-      </w:r>
-    </w:p>
+        </w:rPr>
+      </w:pPr>
+      <w:r>
+        <w:rPr>
+          <w:rFonts w:ascii="Arial Narrow" w:hAnsi="Arial Narrow"/>
+        </w:rPr>
+        <w:t>Se produjo una colisión en la clave 12901 y la clave 32305 la cual solucionamos aplicando el criterio de direccionamiento cerrado, realizando un sondeo lineal y posicionando la clave 12901 en la posición 32</w:t>
+      </w:r>
+    </w:p>
+    <w:p>
+      <w:pPr>
+        <w:rPr>
+          <w:rFonts w:ascii="Arial Narrow" w:hAnsi="Arial Narrow"/>
+        </w:rPr>
+      </w:pPr>
+    </w:p>
+    <w:p>
+      <w:pPr>
+        <w:pStyle w:val="Prrafodelista"/>
+        <w:numPr>
+          <w:ilvl w:val="0"/>
+          <w:numId w:val="1"/>
+        </w:numPr>
+        <w:jc w:val="both"/>
+        <w:rPr>
+          <w:rFonts w:ascii="Arial Narrow" w:hAnsi="Arial Narrow"/>
+        </w:rPr>
+      </w:pPr>
+      <w:r>
+        <w:rPr>
+          <w:rFonts w:ascii="Arial Narrow" w:hAnsi="Arial Narrow"/>
+          <w:b/>
+          <w:bCs/>
+          <w:i/>
+          <w:iCs/>
+        </w:rPr>
+        <w:t>Suponga un archivo de organización directa de 512 posiciones. Usando una función hash con método de compresión y seleccionando el número primo adecuado, calcule las posiciones donde irían los siguientes registros alfanuméricos:</w:t>
+      </w:r>
+      <w:r>
+        <w:rPr>
+          <w:rFonts w:ascii="Arial Narrow" w:hAnsi="Arial Narrow"/>
+          <w:b/>
+          <w:bCs/>
+          <w:i/>
+          <w:iCs/>
+        </w:rPr>
+        <w:t xml:space="preserve"> </w:t>
+      </w:r>
+      <w:r>
+        <w:rPr>
+          <w:rFonts w:ascii="Arial Narrow" w:hAnsi="Arial Narrow"/>
+          <w:b/>
+          <w:bCs/>
+          <w:i/>
+          <w:iCs/>
+        </w:rPr>
+        <w:t>limón</w:t>
+      </w:r>
+      <w:r>
+        <w:rPr>
+          <w:rFonts w:ascii="Arial Narrow" w:hAnsi="Arial Narrow"/>
+          <w:b/>
+          <w:bCs/>
+          <w:i/>
+          <w:iCs/>
+        </w:rPr>
+        <w:t xml:space="preserve"> – </w:t>
+      </w:r>
+      <w:r>
+        <w:rPr>
+          <w:rFonts w:ascii="Arial Narrow" w:hAnsi="Arial Narrow"/>
+          <w:b/>
+          <w:bCs/>
+          <w:i/>
+          <w:iCs/>
+        </w:rPr>
+        <w:t>gato</w:t>
+      </w:r>
+      <w:r>
+        <w:rPr>
+          <w:rFonts w:ascii="Arial Narrow" w:hAnsi="Arial Narrow"/>
+          <w:b/>
+          <w:bCs/>
+          <w:i/>
+          <w:iCs/>
+        </w:rPr>
+        <w:t xml:space="preserve"> – </w:t>
+      </w:r>
+      <w:r>
+        <w:rPr>
+          <w:rFonts w:ascii="Arial Narrow" w:hAnsi="Arial Narrow"/>
+          <w:b/>
+          <w:bCs/>
+          <w:i/>
+          <w:iCs/>
+        </w:rPr>
+        <w:t>caradura</w:t>
+      </w:r>
+      <w:r>
+        <w:rPr>
+          <w:rFonts w:ascii="Arial Narrow" w:hAnsi="Arial Narrow"/>
+          <w:b/>
+          <w:bCs/>
+          <w:i/>
+          <w:iCs/>
+        </w:rPr>
+        <w:t xml:space="preserve"> – </w:t>
+      </w:r>
+      <w:r>
+        <w:rPr>
+          <w:rFonts w:ascii="Arial Narrow" w:hAnsi="Arial Narrow"/>
+          <w:b/>
+          <w:bCs/>
+          <w:i/>
+          <w:iCs/>
+        </w:rPr>
+        <w:t>vodka</w:t>
+      </w:r>
+      <w:r>
+        <w:rPr>
+          <w:rFonts w:ascii="Arial Narrow" w:hAnsi="Arial Narrow"/>
+          <w:b/>
+          <w:bCs/>
+          <w:i/>
+          <w:iCs/>
+        </w:rPr>
+        <w:t xml:space="preserve"> – </w:t>
+      </w:r>
+      <w:r>
+        <w:rPr>
+          <w:rFonts w:ascii="Arial Narrow" w:hAnsi="Arial Narrow"/>
+          <w:b/>
+          <w:bCs/>
+          <w:i/>
+          <w:iCs/>
+        </w:rPr>
+        <w:t>ojo</w:t>
+      </w:r>
+      <w:r>
+        <w:rPr>
+          <w:rFonts w:ascii="Arial Narrow" w:hAnsi="Arial Narrow"/>
+          <w:b/>
+          <w:bCs/>
+          <w:i/>
+          <w:iCs/>
+        </w:rPr>
+        <w:t xml:space="preserve"> – </w:t>
+      </w:r>
+      <w:r>
+        <w:rPr>
+          <w:rFonts w:ascii="Arial Narrow" w:hAnsi="Arial Narrow"/>
+          <w:b/>
+          <w:bCs/>
+          <w:i/>
+          <w:iCs/>
+        </w:rPr>
+        <w:t>ojota</w:t>
+      </w:r>
+      <w:r>
+        <w:rPr>
+          <w:rFonts w:ascii="Arial Narrow" w:hAnsi="Arial Narrow"/>
+          <w:b/>
+          <w:bCs/>
+          <w:i/>
+          <w:iCs/>
+        </w:rPr>
+        <w:t xml:space="preserve"> – </w:t>
+      </w:r>
+      <w:r>
+        <w:rPr>
+          <w:rFonts w:ascii="Arial Narrow" w:hAnsi="Arial Narrow"/>
+          <w:b/>
+          <w:bCs/>
+          <w:i/>
+          <w:iCs/>
+        </w:rPr>
+        <w:t>caradura</w:t>
+      </w:r>
+      <w:r>
+        <w:rPr>
+          <w:rFonts w:ascii="Arial Narrow" w:hAnsi="Arial Narrow"/>
+          <w:b/>
+          <w:bCs/>
+          <w:i/>
+          <w:iCs/>
+        </w:rPr>
+        <w:t xml:space="preserve"> - </w:t>
+      </w:r>
+      <w:r>
+        <w:rPr>
+          <w:rFonts w:ascii="Arial Narrow" w:hAnsi="Arial Narrow"/>
+          <w:b/>
+          <w:bCs/>
+          <w:i/>
+          <w:iCs/>
+        </w:rPr>
+        <w:t>oh</w:t>
+      </w:r>
+    </w:p>
+    <w:tbl>
+      <w:tblPr>
+        <w:tblStyle w:val="Tablaconcuadrcula"/>
+        <w:tblW w:w="0" w:type="auto"/>
+        <w:jc w:val="center"/>
+        <w:tblLook w:val="04A0" w:firstRow="1" w:lastRow="0" w:firstColumn="1" w:lastColumn="0" w:noHBand="0" w:noVBand="1"/>
+      </w:tblPr>
+      <w:tblGrid>
+        <w:gridCol w:w="1843"/>
+        <w:gridCol w:w="2126"/>
+        <w:gridCol w:w="1701"/>
+      </w:tblGrid>
+      <w:tr>
+        <w:trPr>
+          <w:jc w:val="center"/>
+        </w:trPr>
+        <w:tc>
+          <w:tcPr>
+            <w:tcW w:w="1843" w:type="dxa"/>
+            <w:vAlign w:val="center"/>
+          </w:tcPr>
+          <w:p>
+            <w:pPr>
+              <w:jc w:val="center"/>
+              <w:rPr>
+                <w:rFonts w:ascii="Arial Narrow" w:hAnsi="Arial Narrow"/>
+              </w:rPr>
+            </w:pPr>
+            <w:r>
+              <w:rPr>
+                <w:rFonts w:ascii="Arial Narrow" w:hAnsi="Arial Narrow"/>
+              </w:rPr>
+              <w:t>Palabra</w:t>
+            </w:r>
+          </w:p>
+        </w:tc>
+        <w:tc>
+          <w:tcPr>
+            <w:tcW w:w="2126" w:type="dxa"/>
+            <w:vAlign w:val="center"/>
+          </w:tcPr>
+          <w:p>
+            <w:pPr>
+              <w:jc w:val="center"/>
+              <w:rPr>
+                <w:rFonts w:ascii="Arial Narrow" w:hAnsi="Arial Narrow"/>
+              </w:rPr>
+            </w:pPr>
+            <w:r>
+              <w:rPr>
+                <w:rFonts w:ascii="Arial Narrow" w:hAnsi="Arial Narrow"/>
+              </w:rPr>
+              <w:t xml:space="preserve">XOR </w:t>
+            </w:r>
+            <w:proofErr w:type="spellStart"/>
+            <w:r>
+              <w:rPr>
+                <w:rFonts w:ascii="Arial Narrow" w:hAnsi="Arial Narrow"/>
+              </w:rPr>
+              <w:t>Result</w:t>
+            </w:r>
+            <w:proofErr w:type="spellEnd"/>
+          </w:p>
+        </w:tc>
+        <w:tc>
+          <w:tcPr>
+            <w:tcW w:w="1701" w:type="dxa"/>
+            <w:vAlign w:val="center"/>
+          </w:tcPr>
+          <w:p>
+            <w:pPr>
+              <w:jc w:val="center"/>
+              <w:rPr>
+                <w:rFonts w:ascii="Arial Narrow" w:hAnsi="Arial Narrow"/>
+              </w:rPr>
+            </w:pPr>
+            <w:r>
+              <w:rPr>
+                <w:rFonts w:ascii="Arial Narrow" w:hAnsi="Arial Narrow"/>
+              </w:rPr>
+              <w:t>Índice (mod 521)</w:t>
+            </w:r>
+          </w:p>
+        </w:tc>
+      </w:tr>
+      <w:tr>
+        <w:trPr>
+          <w:jc w:val="center"/>
+        </w:trPr>
+        <w:tc>
+          <w:tcPr>
+            <w:tcW w:w="1843" w:type="dxa"/>
+            <w:vAlign w:val="center"/>
+          </w:tcPr>
+          <w:p>
+            <w:pPr>
+              <w:jc w:val="center"/>
+              <w:rPr>
+                <w:rFonts w:ascii="Arial Narrow" w:hAnsi="Arial Narrow"/>
+              </w:rPr>
+            </w:pPr>
+            <w:proofErr w:type="spellStart"/>
+            <w:r>
+              <w:rPr>
+                <w:rFonts w:ascii="Arial Narrow" w:hAnsi="Arial Narrow"/>
+              </w:rPr>
+              <w:t>limon</w:t>
+            </w:r>
+            <w:proofErr w:type="spellEnd"/>
+          </w:p>
+        </w:tc>
+        <w:tc>
+          <w:tcPr>
+            <w:tcW w:w="2126" w:type="dxa"/>
+            <w:vAlign w:val="center"/>
+          </w:tcPr>
+          <w:p>
+            <w:pPr>
+              <w:jc w:val="center"/>
+              <w:rPr>
+                <w:rFonts w:ascii="Arial Narrow" w:hAnsi="Arial Narrow"/>
+              </w:rPr>
+            </w:pPr>
+            <w:r>
+              <w:rPr>
+                <w:rFonts w:ascii="Arial Narrow" w:hAnsi="Arial Narrow"/>
+              </w:rPr>
+              <w:t>105</w:t>
+            </w:r>
+          </w:p>
+        </w:tc>
+        <w:tc>
+          <w:tcPr>
+            <w:tcW w:w="1701" w:type="dxa"/>
+            <w:vAlign w:val="center"/>
+          </w:tcPr>
+          <w:p>
+            <w:pPr>
+              <w:jc w:val="center"/>
+              <w:rPr>
+                <w:rFonts w:ascii="Arial Narrow" w:hAnsi="Arial Narrow"/>
+              </w:rPr>
+            </w:pPr>
+            <w:r>
+              <w:rPr>
+                <w:rFonts w:ascii="Arial Narrow" w:hAnsi="Arial Narrow"/>
+              </w:rPr>
+              <w:t>105</w:t>
+            </w:r>
+          </w:p>
+        </w:tc>
+      </w:tr>
+      <w:tr>
+        <w:trPr>
+          <w:jc w:val="center"/>
+        </w:trPr>
+        <w:tc>
+          <w:tcPr>
+            <w:tcW w:w="1843" w:type="dxa"/>
+            <w:vAlign w:val="center"/>
+          </w:tcPr>
+          <w:p>
+            <w:pPr>
+              <w:jc w:val="center"/>
+              <w:rPr>
+                <w:rFonts w:ascii="Arial Narrow" w:hAnsi="Arial Narrow"/>
+              </w:rPr>
+            </w:pPr>
+            <w:r>
+              <w:rPr>
+                <w:rFonts w:ascii="Arial Narrow" w:hAnsi="Arial Narrow"/>
+              </w:rPr>
+              <w:t>gato</w:t>
+            </w:r>
+          </w:p>
+        </w:tc>
+        <w:tc>
+          <w:tcPr>
+            <w:tcW w:w="2126" w:type="dxa"/>
+            <w:vAlign w:val="center"/>
+          </w:tcPr>
+          <w:p>
+            <w:pPr>
+              <w:jc w:val="center"/>
+              <w:rPr>
+                <w:rFonts w:ascii="Arial Narrow" w:hAnsi="Arial Narrow"/>
+              </w:rPr>
+            </w:pPr>
+            <w:r>
+              <w:rPr>
+                <w:rFonts w:ascii="Arial Narrow" w:hAnsi="Arial Narrow"/>
+              </w:rPr>
+              <w:t>29</w:t>
+            </w:r>
+          </w:p>
+        </w:tc>
+        <w:tc>
+          <w:tcPr>
+            <w:tcW w:w="1701" w:type="dxa"/>
+            <w:vAlign w:val="center"/>
+          </w:tcPr>
+          <w:p>
+            <w:pPr>
+              <w:jc w:val="center"/>
+              <w:rPr>
+                <w:rFonts w:ascii="Arial Narrow" w:hAnsi="Arial Narrow"/>
+              </w:rPr>
+            </w:pPr>
+            <w:r>
+              <w:rPr>
+                <w:rFonts w:ascii="Arial Narrow" w:hAnsi="Arial Narrow"/>
+              </w:rPr>
+              <w:t>29</w:t>
+            </w:r>
+          </w:p>
+        </w:tc>
+      </w:tr>
+      <w:tr>
+        <w:trPr>
+          <w:jc w:val="center"/>
+        </w:trPr>
+        <w:tc>
+          <w:tcPr>
+            <w:tcW w:w="1843" w:type="dxa"/>
+            <w:vAlign w:val="center"/>
+          </w:tcPr>
+          <w:p>
+            <w:pPr>
+              <w:jc w:val="center"/>
+              <w:rPr>
+                <w:rFonts w:ascii="Arial Narrow" w:hAnsi="Arial Narrow"/>
+              </w:rPr>
+            </w:pPr>
+            <w:r>
+              <w:rPr>
+                <w:rFonts w:ascii="Arial Narrow" w:hAnsi="Arial Narrow"/>
+              </w:rPr>
+              <w:t>caradura</w:t>
+            </w:r>
+          </w:p>
+        </w:tc>
+        <w:tc>
+          <w:tcPr>
+            <w:tcW w:w="2126" w:type="dxa"/>
+            <w:vAlign w:val="center"/>
+          </w:tcPr>
+          <w:p>
+            <w:pPr>
+              <w:jc w:val="center"/>
+              <w:rPr>
+                <w:rFonts w:ascii="Arial Narrow" w:hAnsi="Arial Narrow"/>
+              </w:rPr>
+            </w:pPr>
+            <w:r>
+              <w:rPr>
+                <w:rFonts w:ascii="Arial Narrow" w:hAnsi="Arial Narrow"/>
+              </w:rPr>
+              <w:t>19</w:t>
+            </w:r>
+          </w:p>
+        </w:tc>
+        <w:tc>
+          <w:tcPr>
+            <w:tcW w:w="1701" w:type="dxa"/>
+            <w:vAlign w:val="center"/>
+          </w:tcPr>
+          <w:p>
+            <w:pPr>
+              <w:jc w:val="center"/>
+              <w:rPr>
+                <w:rFonts w:ascii="Arial Narrow" w:hAnsi="Arial Narrow"/>
+              </w:rPr>
+            </w:pPr>
+            <w:r>
+              <w:rPr>
+                <w:rFonts w:ascii="Arial Narrow" w:hAnsi="Arial Narrow"/>
+              </w:rPr>
+              <w:t>19</w:t>
+            </w:r>
+          </w:p>
+        </w:tc>
+      </w:tr>
+      <w:tr>
+        <w:trPr>
+          <w:jc w:val="center"/>
+        </w:trPr>
+        <w:tc>
+          <w:tcPr>
+            <w:tcW w:w="1843" w:type="dxa"/>
+            <w:vAlign w:val="center"/>
+          </w:tcPr>
+          <w:p>
+            <w:pPr>
+              <w:jc w:val="center"/>
+              <w:rPr>
+                <w:rFonts w:ascii="Arial Narrow" w:hAnsi="Arial Narrow"/>
+              </w:rPr>
+            </w:pPr>
+            <w:r>
+              <w:rPr>
+                <w:rFonts w:ascii="Arial Narrow" w:hAnsi="Arial Narrow"/>
+              </w:rPr>
+              <w:t>vodka</w:t>
+            </w:r>
+          </w:p>
+        </w:tc>
+        <w:tc>
+          <w:tcPr>
+            <w:tcW w:w="2126" w:type="dxa"/>
+            <w:vAlign w:val="center"/>
+          </w:tcPr>
+          <w:p>
+            <w:pPr>
+              <w:jc w:val="center"/>
+              <w:rPr>
+                <w:rFonts w:ascii="Arial Narrow" w:hAnsi="Arial Narrow"/>
+              </w:rPr>
+            </w:pPr>
+            <w:r>
+              <w:rPr>
+                <w:rFonts w:ascii="Arial Narrow" w:hAnsi="Arial Narrow"/>
+              </w:rPr>
+              <w:t>119</w:t>
+            </w:r>
+          </w:p>
+        </w:tc>
+        <w:tc>
+          <w:tcPr>
+            <w:tcW w:w="1701" w:type="dxa"/>
+            <w:vAlign w:val="center"/>
+          </w:tcPr>
+          <w:p>
+            <w:pPr>
+              <w:jc w:val="center"/>
+              <w:rPr>
+                <w:rFonts w:ascii="Arial Narrow" w:hAnsi="Arial Narrow"/>
+              </w:rPr>
+            </w:pPr>
+            <w:r>
+              <w:rPr>
+                <w:rFonts w:ascii="Arial Narrow" w:hAnsi="Arial Narrow"/>
+              </w:rPr>
+              <w:t>119</w:t>
+            </w:r>
+          </w:p>
+        </w:tc>
+      </w:tr>
+      <w:tr>
+        <w:trPr>
+          <w:jc w:val="center"/>
+        </w:trPr>
+        <w:tc>
+          <w:tcPr>
+            <w:tcW w:w="1843" w:type="dxa"/>
+            <w:vAlign w:val="center"/>
+          </w:tcPr>
+          <w:p>
+            <w:pPr>
+              <w:jc w:val="center"/>
+              <w:rPr>
+                <w:rFonts w:ascii="Arial Narrow" w:hAnsi="Arial Narrow"/>
+              </w:rPr>
+            </w:pPr>
+            <w:r>
+              <w:rPr>
+                <w:rFonts w:ascii="Arial Narrow" w:hAnsi="Arial Narrow"/>
+              </w:rPr>
+              <w:t>ojo</w:t>
+            </w:r>
+          </w:p>
+        </w:tc>
+        <w:tc>
+          <w:tcPr>
+            <w:tcW w:w="2126" w:type="dxa"/>
+            <w:vAlign w:val="center"/>
+          </w:tcPr>
+          <w:p>
+            <w:pPr>
+              <w:jc w:val="center"/>
+              <w:rPr>
+                <w:rFonts w:ascii="Arial Narrow" w:hAnsi="Arial Narrow"/>
+              </w:rPr>
+            </w:pPr>
+            <w:r>
+              <w:rPr>
+                <w:rFonts w:ascii="Arial Narrow" w:hAnsi="Arial Narrow"/>
+              </w:rPr>
+              <w:t>106</w:t>
+            </w:r>
+          </w:p>
+        </w:tc>
+        <w:tc>
+          <w:tcPr>
+            <w:tcW w:w="1701" w:type="dxa"/>
+            <w:vAlign w:val="center"/>
+          </w:tcPr>
+          <w:p>
+            <w:pPr>
+              <w:jc w:val="center"/>
+              <w:rPr>
+                <w:rFonts w:ascii="Arial Narrow" w:hAnsi="Arial Narrow"/>
+              </w:rPr>
+            </w:pPr>
+            <w:r>
+              <w:rPr>
+                <w:rFonts w:ascii="Arial Narrow" w:hAnsi="Arial Narrow"/>
+              </w:rPr>
+              <w:t>106</w:t>
+            </w:r>
+          </w:p>
+        </w:tc>
+      </w:tr>
+      <w:tr>
+        <w:trPr>
+          <w:jc w:val="center"/>
+        </w:trPr>
+        <w:tc>
+          <w:tcPr>
+            <w:tcW w:w="1843" w:type="dxa"/>
+            <w:vAlign w:val="center"/>
+          </w:tcPr>
+          <w:p>
+            <w:pPr>
+              <w:jc w:val="center"/>
+              <w:rPr>
+                <w:rFonts w:ascii="Arial Narrow" w:hAnsi="Arial Narrow"/>
+              </w:rPr>
+            </w:pPr>
+            <w:r>
+              <w:rPr>
+                <w:rFonts w:ascii="Arial Narrow" w:hAnsi="Arial Narrow"/>
+              </w:rPr>
+              <w:t>ojota</w:t>
+            </w:r>
+          </w:p>
+        </w:tc>
+        <w:tc>
+          <w:tcPr>
+            <w:tcW w:w="2126" w:type="dxa"/>
+            <w:vAlign w:val="center"/>
+          </w:tcPr>
+          <w:p>
+            <w:pPr>
+              <w:jc w:val="center"/>
+              <w:rPr>
+                <w:rFonts w:ascii="Arial Narrow" w:hAnsi="Arial Narrow"/>
+              </w:rPr>
+            </w:pPr>
+            <w:r>
+              <w:rPr>
+                <w:rFonts w:ascii="Arial Narrow" w:hAnsi="Arial Narrow"/>
+              </w:rPr>
+              <w:t>127</w:t>
+            </w:r>
+          </w:p>
+        </w:tc>
+        <w:tc>
+          <w:tcPr>
+            <w:tcW w:w="1701" w:type="dxa"/>
+            <w:vAlign w:val="center"/>
+          </w:tcPr>
+          <w:p>
+            <w:pPr>
+              <w:jc w:val="center"/>
+              <w:rPr>
+                <w:rFonts w:ascii="Arial Narrow" w:hAnsi="Arial Narrow"/>
+              </w:rPr>
+            </w:pPr>
+            <w:r>
+              <w:rPr>
+                <w:rFonts w:ascii="Arial Narrow" w:hAnsi="Arial Narrow"/>
+              </w:rPr>
+              <w:t>127</w:t>
+            </w:r>
+          </w:p>
+        </w:tc>
+      </w:tr>
+      <w:tr>
+        <w:trPr>
+          <w:jc w:val="center"/>
+        </w:trPr>
+        <w:tc>
+          <w:tcPr>
+            <w:tcW w:w="1843" w:type="dxa"/>
+            <w:vAlign w:val="center"/>
+          </w:tcPr>
+          <w:p>
+            <w:pPr>
+              <w:jc w:val="center"/>
+              <w:rPr>
+                <w:rFonts w:ascii="Arial Narrow" w:hAnsi="Arial Narrow"/>
+              </w:rPr>
+            </w:pPr>
+            <w:r>
+              <w:rPr>
+                <w:rFonts w:ascii="Arial Narrow" w:hAnsi="Arial Narrow"/>
+              </w:rPr>
+              <w:lastRenderedPageBreak/>
+              <w:t>caradura</w:t>
+            </w:r>
+          </w:p>
+        </w:tc>
+        <w:tc>
+          <w:tcPr>
+            <w:tcW w:w="2126" w:type="dxa"/>
+            <w:vAlign w:val="center"/>
+          </w:tcPr>
+          <w:p>
+            <w:pPr>
+              <w:jc w:val="center"/>
+              <w:rPr>
+                <w:rFonts w:ascii="Arial Narrow" w:hAnsi="Arial Narrow"/>
+              </w:rPr>
+            </w:pPr>
+            <w:r>
+              <w:rPr>
+                <w:rFonts w:ascii="Arial Narrow" w:hAnsi="Arial Narrow"/>
+              </w:rPr>
+              <w:t>19</w:t>
+            </w:r>
+          </w:p>
+        </w:tc>
+        <w:tc>
+          <w:tcPr>
+            <w:tcW w:w="1701" w:type="dxa"/>
+            <w:vAlign w:val="center"/>
+          </w:tcPr>
+          <w:p>
+            <w:pPr>
+              <w:jc w:val="center"/>
+              <w:rPr>
+                <w:rFonts w:ascii="Arial Narrow" w:hAnsi="Arial Narrow"/>
+              </w:rPr>
+            </w:pPr>
+            <w:r>
+              <w:rPr>
+                <w:rFonts w:ascii="Arial Narrow" w:hAnsi="Arial Narrow"/>
+              </w:rPr>
+              <w:t>19</w:t>
+            </w:r>
+          </w:p>
+        </w:tc>
+      </w:tr>
+      <w:tr>
+        <w:trPr>
+          <w:jc w:val="center"/>
+        </w:trPr>
+        <w:tc>
+          <w:tcPr>
+            <w:tcW w:w="1843" w:type="dxa"/>
+            <w:vAlign w:val="center"/>
+          </w:tcPr>
+          <w:p>
+            <w:pPr>
+              <w:jc w:val="center"/>
+              <w:rPr>
+                <w:rFonts w:ascii="Arial Narrow" w:hAnsi="Arial Narrow"/>
+              </w:rPr>
+            </w:pPr>
+            <w:r>
+              <w:rPr>
+                <w:rFonts w:ascii="Arial Narrow" w:hAnsi="Arial Narrow"/>
+              </w:rPr>
+              <w:t>oh</w:t>
+            </w:r>
+          </w:p>
+        </w:tc>
+        <w:tc>
+          <w:tcPr>
+            <w:tcW w:w="2126" w:type="dxa"/>
+            <w:vAlign w:val="center"/>
+          </w:tcPr>
+          <w:p>
+            <w:pPr>
+              <w:jc w:val="center"/>
+              <w:rPr>
+                <w:rFonts w:ascii="Arial Narrow" w:hAnsi="Arial Narrow"/>
+              </w:rPr>
+            </w:pPr>
+            <w:r>
+              <w:rPr>
+                <w:rFonts w:ascii="Arial Narrow" w:hAnsi="Arial Narrow"/>
+              </w:rPr>
+              <w:t>7</w:t>
+            </w:r>
+          </w:p>
+        </w:tc>
+        <w:tc>
+          <w:tcPr>
+            <w:tcW w:w="1701" w:type="dxa"/>
+            <w:vAlign w:val="center"/>
+          </w:tcPr>
+          <w:p>
+            <w:pPr>
+              <w:jc w:val="center"/>
+              <w:rPr>
+                <w:rFonts w:ascii="Arial Narrow" w:hAnsi="Arial Narrow"/>
+              </w:rPr>
+            </w:pPr>
+            <w:r>
+              <w:rPr>
+                <w:rFonts w:ascii="Arial Narrow" w:hAnsi="Arial Narrow"/>
+              </w:rPr>
+              <w:t>7</w:t>
+            </w:r>
+          </w:p>
+        </w:tc>
+      </w:tr>
+    </w:tbl>
     <w:p>
       <w:pPr>
         <w:ind w:left="426"/>
-        <w:rPr>
-          <w:rFonts w:ascii="Arial Narrow" w:hAnsi="Arial Narrow"/>
-          <w:lang w:val="en-US"/>
-        </w:rPr>
-      </w:pPr>
-      <w:r>
-        <w:rPr>
-          <w:rFonts w:ascii="Arial Narrow" w:hAnsi="Arial Narrow"/>
-          <w:lang w:val="en-US"/>
-        </w:rPr>
-        <w:t>k = 12901 -&gt; h(k) = 51</w:t>
-      </w:r>
-    </w:p>
-    <w:p>
-      <w:pPr>
-        <w:ind w:left="426"/>
-        <w:rPr>
-          <w:rFonts w:ascii="Arial Narrow" w:hAnsi="Arial Narrow"/>
-          <w:lang w:val="en-US"/>
-        </w:rPr>
-      </w:pPr>
-    </w:p>
-    <w:p>
-      <w:pPr>
-        <w:ind w:left="426"/>
-        <w:rPr>
-          <w:rFonts w:ascii="Arial Narrow" w:hAnsi="Arial Narrow"/>
-        </w:rPr>
-      </w:pPr>
-      <w:r>
-        <w:rPr>
-          <w:rFonts w:ascii="Arial Narrow" w:hAnsi="Arial Narrow"/>
-        </w:rPr>
-        <w:t xml:space="preserve">No </w:t>
-      </w:r>
-      <w:proofErr w:type="gramStart"/>
-      <w:r>
-        <w:rPr>
-          <w:rFonts w:ascii="Arial Narrow" w:hAnsi="Arial Narrow"/>
-        </w:rPr>
-        <w:t>hubieron</w:t>
-      </w:r>
-      <w:proofErr w:type="gramEnd"/>
-      <w:r>
-        <w:rPr>
-          <w:rFonts w:ascii="Arial Narrow" w:hAnsi="Arial Narrow"/>
-        </w:rPr>
-        <w:t xml:space="preserve"> colisiones</w:t>
-      </w:r>
-    </w:p>
-    <w:p>
-      <w:pPr>
-        <w:ind w:left="426"/>
-        <w:rPr>
-          <w:rFonts w:ascii="Arial Narrow" w:hAnsi="Arial Narrow"/>
-        </w:rPr>
-      </w:pPr>
-    </w:p>
-    <w:p>
-      <w:pPr>
-        <w:ind w:left="426"/>
-        <w:rPr>
-          <w:rFonts w:ascii="Arial Narrow" w:hAnsi="Arial Narrow"/>
-        </w:rPr>
-      </w:pPr>
-      <w:r>
-        <w:rPr>
-          <w:rFonts w:ascii="Arial Narrow" w:hAnsi="Arial Narrow"/>
-        </w:rPr>
-        <w:t xml:space="preserve">Como segundo </w:t>
-      </w:r>
-      <w:proofErr w:type="spellStart"/>
-      <w:r>
-        <w:rPr>
-          <w:rFonts w:ascii="Arial Narrow" w:hAnsi="Arial Narrow"/>
-        </w:rPr>
-        <w:t>metodo</w:t>
-      </w:r>
-      <w:proofErr w:type="spellEnd"/>
-      <w:r>
-        <w:rPr>
-          <w:rFonts w:ascii="Arial Narrow" w:hAnsi="Arial Narrow"/>
-        </w:rPr>
-        <w:t xml:space="preserve"> de </w:t>
-      </w:r>
-      <w:proofErr w:type="spellStart"/>
-      <w:r>
-        <w:rPr>
-          <w:rFonts w:ascii="Arial Narrow" w:hAnsi="Arial Narrow"/>
-        </w:rPr>
-        <w:t>hashing</w:t>
-      </w:r>
-      <w:proofErr w:type="spellEnd"/>
-      <w:r>
-        <w:rPr>
-          <w:rFonts w:ascii="Arial Narrow" w:hAnsi="Arial Narrow"/>
-        </w:rPr>
-        <w:t xml:space="preserve"> se </w:t>
-      </w:r>
-      <w:proofErr w:type="spellStart"/>
-      <w:r>
-        <w:rPr>
-          <w:rFonts w:ascii="Arial Narrow" w:hAnsi="Arial Narrow"/>
-        </w:rPr>
-        <w:t>utilizo</w:t>
-      </w:r>
-      <w:proofErr w:type="spellEnd"/>
-      <w:r>
-        <w:rPr>
-          <w:rFonts w:ascii="Arial Narrow" w:hAnsi="Arial Narrow"/>
-        </w:rPr>
-        <w:t xml:space="preserve"> el plegado por desplazamiento con m = 200 y </w:t>
-      </w:r>
-    </w:p>
-    <w:p>
-      <w:pPr>
-        <w:ind w:left="426"/>
-        <w:rPr>
-          <w:rFonts w:ascii="Arial Narrow" w:hAnsi="Arial Narrow"/>
-          <w:lang w:val="en-US"/>
-        </w:rPr>
-      </w:pPr>
-      <w:r>
-        <w:rPr>
-          <w:rFonts w:ascii="Arial Narrow" w:hAnsi="Arial Narrow"/>
-          <w:lang w:val="en-US"/>
-        </w:rPr>
-        <w:t>k = 10168 -&gt; h(k) = 70</w:t>
-      </w:r>
-    </w:p>
-    <w:p>
-      <w:pPr>
-        <w:ind w:left="426"/>
-        <w:rPr>
-          <w:rFonts w:ascii="Arial Narrow" w:hAnsi="Arial Narrow"/>
-          <w:lang w:val="en-US"/>
-        </w:rPr>
-      </w:pPr>
-      <w:r>
-        <w:rPr>
-          <w:rFonts w:ascii="Arial Narrow" w:hAnsi="Arial Narrow"/>
-          <w:lang w:val="en-US"/>
-        </w:rPr>
-        <w:t>k = 21362 -&gt; h(k) = 77</w:t>
-      </w:r>
-    </w:p>
-    <w:p>
-      <w:pPr>
-        <w:ind w:left="426"/>
-        <w:rPr>
-          <w:rFonts w:ascii="Arial Narrow" w:hAnsi="Arial Narrow"/>
-          <w:lang w:val="en-US"/>
-        </w:rPr>
-      </w:pPr>
-      <w:r>
-        <w:rPr>
-          <w:rFonts w:ascii="Arial Narrow" w:hAnsi="Arial Narrow"/>
-          <w:lang w:val="en-US"/>
-        </w:rPr>
-        <w:t>k = 8515 -&gt; h(k) = 100</w:t>
-      </w:r>
-    </w:p>
-    <w:p>
-      <w:pPr>
-        <w:ind w:left="426"/>
-        <w:rPr>
-          <w:rFonts w:ascii="Arial Narrow" w:hAnsi="Arial Narrow"/>
-          <w:lang w:val="en-US"/>
-        </w:rPr>
-      </w:pPr>
-      <w:r>
-        <w:rPr>
-          <w:rFonts w:ascii="Arial Narrow" w:hAnsi="Arial Narrow"/>
-          <w:lang w:val="en-US"/>
-        </w:rPr>
-        <w:t>k = 7993 -&gt; h(k) = 172</w:t>
-      </w:r>
-    </w:p>
-    <w:p>
-      <w:pPr>
-        <w:ind w:left="426"/>
-        <w:rPr>
-          <w:rFonts w:ascii="Arial Narrow" w:hAnsi="Arial Narrow"/>
-          <w:lang w:val="en-US"/>
-        </w:rPr>
-      </w:pPr>
-      <w:r>
-        <w:rPr>
-          <w:rFonts w:ascii="Arial Narrow" w:hAnsi="Arial Narrow"/>
-          <w:lang w:val="en-US"/>
-        </w:rPr>
-        <w:t>k = 32434 -&gt; h(k) = 61</w:t>
-      </w:r>
-    </w:p>
-    <w:p>
-      <w:pPr>
-        <w:ind w:left="426"/>
-        <w:rPr>
-          <w:rFonts w:ascii="Arial Narrow" w:hAnsi="Arial Narrow"/>
-          <w:lang w:val="en-US"/>
-        </w:rPr>
-      </w:pPr>
-      <w:r>
-        <w:rPr>
-          <w:rFonts w:ascii="Arial Narrow" w:hAnsi="Arial Narrow"/>
-          <w:lang w:val="en-US"/>
-        </w:rPr>
-        <w:t>k = 29786 -&gt; h(k) = 185</w:t>
-      </w:r>
-    </w:p>
-    <w:p>
-      <w:pPr>
-        <w:ind w:left="426"/>
-        <w:rPr>
-          <w:rFonts w:ascii="Arial Narrow" w:hAnsi="Arial Narrow"/>
-          <w:lang w:val="en-US"/>
-        </w:rPr>
-      </w:pPr>
-      <w:r>
-        <w:rPr>
-          <w:rFonts w:ascii="Arial Narrow" w:hAnsi="Arial Narrow"/>
-          <w:lang w:val="en-US"/>
-        </w:rPr>
-        <w:t>k = 35175 -&gt; h(k) = 129</w:t>
-      </w:r>
-    </w:p>
-    <w:p>
-      <w:pPr>
-        <w:ind w:left="426"/>
-        <w:rPr>
-          <w:rFonts w:ascii="Arial Narrow" w:hAnsi="Arial Narrow"/>
-          <w:lang w:val="en-US"/>
-        </w:rPr>
-      </w:pPr>
-      <w:r>
-        <w:rPr>
-          <w:rFonts w:ascii="Arial Narrow" w:hAnsi="Arial Narrow"/>
-          <w:lang w:val="en-US"/>
-        </w:rPr>
-        <w:t>k = 50255 -&gt; h(k) = 62</w:t>
-      </w:r>
-    </w:p>
-    <w:p>
-      <w:pPr>
-        <w:ind w:left="426"/>
-        <w:rPr>
-          <w:rFonts w:ascii="Arial Narrow" w:hAnsi="Arial Narrow"/>
-          <w:lang w:val="en-US"/>
-        </w:rPr>
-      </w:pPr>
-      <w:r>
-        <w:rPr>
-          <w:rFonts w:ascii="Arial Narrow" w:hAnsi="Arial Narrow"/>
-          <w:lang w:val="en-US"/>
-        </w:rPr>
-        <w:t>k = 32305 -&gt; h(k) = 31</w:t>
-      </w:r>
-    </w:p>
-    <w:p>
-      <w:pPr>
-        <w:ind w:left="426"/>
-        <w:rPr>
-          <w:rFonts w:ascii="Arial Narrow" w:hAnsi="Arial Narrow"/>
-          <w:lang w:val="en-US"/>
-        </w:rPr>
-      </w:pPr>
-      <w:r>
-        <w:rPr>
-          <w:rFonts w:ascii="Arial Narrow" w:hAnsi="Arial Narrow"/>
-          <w:lang w:val="en-US"/>
-        </w:rPr>
-        <w:t>k = 24971 -&gt; h(k) = 122</w:t>
-      </w:r>
-    </w:p>
-    <w:p>
-      <w:pPr>
-        <w:ind w:left="426"/>
-        <w:rPr>
-          <w:rFonts w:ascii="Arial Narrow" w:hAnsi="Arial Narrow"/>
-          <w:lang w:val="en-US"/>
-        </w:rPr>
-      </w:pPr>
-      <w:r>
-        <w:rPr>
-          <w:rFonts w:ascii="Arial Narrow" w:hAnsi="Arial Narrow"/>
-          <w:lang w:val="en-US"/>
-        </w:rPr>
-        <w:t>k = 10177 -&gt; h(k) = 79</w:t>
-      </w:r>
-    </w:p>
-    <w:p>
-      <w:pPr>
-        <w:ind w:left="426"/>
-        <w:rPr>
-          <w:rFonts w:ascii="Arial Narrow" w:hAnsi="Arial Narrow"/>
-          <w:lang w:val="en-US"/>
-        </w:rPr>
-      </w:pPr>
-      <w:r>
-        <w:rPr>
-          <w:rFonts w:ascii="Arial Narrow" w:hAnsi="Arial Narrow"/>
-          <w:lang w:val="en-US"/>
-        </w:rPr>
-        <w:t>k = 53101 -&gt; h(k) = 37</w:t>
-      </w:r>
-    </w:p>
-    <w:p>
-      <w:pPr>
-        <w:ind w:left="426"/>
-        <w:rPr>
-          <w:rFonts w:ascii="Arial Narrow" w:hAnsi="Arial Narrow"/>
-        </w:rPr>
-      </w:pPr>
-      <w:r>
-        <w:rPr>
-          <w:rFonts w:ascii="Arial Narrow" w:hAnsi="Arial Narrow"/>
-        </w:rPr>
-        <w:t>k = 12901 -&gt; h(k) = 31</w:t>
-      </w:r>
-    </w:p>
-    <w:p>
-      <w:pPr>
-        <w:ind w:left="426"/>
-        <w:rPr>
-          <w:rFonts w:ascii="Arial Narrow" w:hAnsi="Arial Narrow"/>
-        </w:rPr>
-      </w:pPr>
-    </w:p>
-    <w:p>
-      <w:pPr>
-        <w:ind w:left="426"/>
-        <w:rPr>
-          <w:rFonts w:ascii="Arial Narrow" w:hAnsi="Arial Narrow"/>
-        </w:rPr>
-      </w:pPr>
-      <w:r>
-        <w:rPr>
-          <w:rFonts w:ascii="Arial Narrow" w:hAnsi="Arial Narrow"/>
-        </w:rPr>
-        <w:t>Se produjo una colisión en la clave 12901 y la clave 32305 la cual solucionamos aplicando el criterio de direccionamiento cerrado, realizando un sondeo lineal y posicionando la clave 12901 en la posición 32</w:t>
-      </w:r>
-    </w:p>
-    <w:p>
-      <w:pPr>
-        <w:rPr>
-          <w:rFonts w:ascii="Arial Narrow" w:hAnsi="Arial Narrow"/>
-        </w:rPr>
-      </w:pPr>
-    </w:p>
-    <w:p>
-      <w:pPr>
-        <w:rPr>
-          <w:rFonts w:ascii="Arial Narrow" w:hAnsi="Arial Narrow"/>
-        </w:rPr>
-      </w:pPr>
-      <w:r>
-        <w:rPr>
-          <w:rFonts w:ascii="Arial Narrow" w:hAnsi="Arial Narrow"/>
-        </w:rPr>
-        <w:t>3.4</w:t>
-      </w:r>
-    </w:p>
-    <w:p>
-      <w:pPr>
-        <w:rPr>
-          <w:rFonts w:ascii="Arial Narrow" w:hAnsi="Arial Narrow"/>
-        </w:rPr>
-      </w:pPr>
-    </w:p>
-    <w:p>
-      <w:pPr>
-        <w:rPr>
-          <w:rFonts w:ascii="Arial Narrow" w:hAnsi="Arial Narrow"/>
-        </w:rPr>
-      </w:pPr>
-      <w:r>
-        <w:rPr>
-          <w:rFonts w:ascii="Arial Narrow" w:hAnsi="Arial Narrow"/>
-        </w:rPr>
-        <w:t>limón</w:t>
-      </w:r>
-    </w:p>
-    <w:p>
-      <w:pPr>
-        <w:rPr>
-          <w:rFonts w:ascii="Arial Narrow" w:hAnsi="Arial Narrow"/>
-        </w:rPr>
-      </w:pPr>
-      <w:r>
-        <w:rPr>
-          <w:rFonts w:ascii="Arial Narrow" w:hAnsi="Arial Narrow"/>
-        </w:rPr>
-        <w:t>gato</w:t>
-      </w:r>
-    </w:p>
-    <w:p>
-      <w:pPr>
-        <w:rPr>
-          <w:rFonts w:ascii="Arial Narrow" w:hAnsi="Arial Narrow"/>
-        </w:rPr>
-      </w:pPr>
-      <w:r>
-        <w:rPr>
-          <w:rFonts w:ascii="Arial Narrow" w:hAnsi="Arial Narrow"/>
-        </w:rPr>
-        <w:t>caradura</w:t>
-      </w:r>
-    </w:p>
-    <w:p>
-      <w:pPr>
-        <w:rPr>
-          <w:rFonts w:ascii="Arial Narrow" w:hAnsi="Arial Narrow"/>
-        </w:rPr>
-      </w:pPr>
-      <w:r>
-        <w:rPr>
-          <w:rFonts w:ascii="Arial Narrow" w:hAnsi="Arial Narrow"/>
-        </w:rPr>
-        <w:t>vodka</w:t>
-      </w:r>
-    </w:p>
-    <w:p>
-      <w:pPr>
-        <w:rPr>
-          <w:rFonts w:ascii="Arial Narrow" w:hAnsi="Arial Narrow"/>
-        </w:rPr>
-      </w:pPr>
-      <w:r>
-        <w:rPr>
-          <w:rFonts w:ascii="Arial Narrow" w:hAnsi="Arial Narrow"/>
-        </w:rPr>
-        <w:t>ojo</w:t>
-      </w:r>
-    </w:p>
-    <w:p>
-      <w:pPr>
-        <w:rPr>
-          <w:rFonts w:ascii="Arial Narrow" w:hAnsi="Arial Narrow"/>
-        </w:rPr>
-      </w:pPr>
-      <w:r>
-        <w:rPr>
-          <w:rFonts w:ascii="Arial Narrow" w:hAnsi="Arial Narrow"/>
-        </w:rPr>
-        <w:t>ojota</w:t>
-      </w:r>
-    </w:p>
-    <w:p>
-      <w:pPr>
-        <w:rPr>
-          <w:rFonts w:ascii="Arial Narrow" w:hAnsi="Arial Narrow"/>
-        </w:rPr>
-      </w:pPr>
-      <w:r>
-        <w:rPr>
-          <w:rFonts w:ascii="Arial Narrow" w:hAnsi="Arial Narrow"/>
-        </w:rPr>
-        <w:lastRenderedPageBreak/>
-        <w:t>caradura</w:t>
-      </w:r>
-    </w:p>
-    <w:p>
-      <w:pPr>
-        <w:rPr>
-          <w:rFonts w:ascii="Arial Narrow" w:hAnsi="Arial Narrow"/>
-        </w:rPr>
-      </w:pPr>
-      <w:r>
-        <w:rPr>
-          <w:rFonts w:ascii="Arial Narrow" w:hAnsi="Arial Narrow"/>
-        </w:rPr>
-        <w:t>oh</w:t>
-      </w:r>
-    </w:p>
-    <w:p>
-      <w:pPr>
-        <w:rPr>
-          <w:rFonts w:ascii="Arial Narrow" w:hAnsi="Arial Narrow"/>
-        </w:rPr>
-      </w:pPr>
-    </w:p>
-    <w:p>
-      <w:pPr>
-        <w:rPr>
-          <w:rFonts w:ascii="Arial Narrow" w:hAnsi="Arial Narrow"/>
-        </w:rPr>
-      </w:pPr>
-      <w:r>
-        <w:rPr>
-          <w:rFonts w:ascii="Arial Narrow" w:hAnsi="Arial Narrow"/>
-        </w:rPr>
-        <w:t xml:space="preserve">Palabra      | XOR </w:t>
-      </w:r>
-      <w:proofErr w:type="spellStart"/>
-      <w:r>
-        <w:rPr>
-          <w:rFonts w:ascii="Arial Narrow" w:hAnsi="Arial Narrow"/>
-        </w:rPr>
-        <w:t>Result</w:t>
-      </w:r>
-      <w:proofErr w:type="spellEnd"/>
-      <w:r>
-        <w:rPr>
-          <w:rFonts w:ascii="Arial Narrow" w:hAnsi="Arial Narrow"/>
-        </w:rPr>
-        <w:t xml:space="preserve"> | Índice (mod 521)</w:t>
-      </w:r>
-    </w:p>
-    <w:p>
-      <w:pPr>
-        <w:rPr>
-          <w:rFonts w:ascii="Arial Narrow" w:hAnsi="Arial Narrow"/>
-        </w:rPr>
-      </w:pPr>
-      <w:r>
-        <w:rPr>
-          <w:rFonts w:ascii="Arial Narrow" w:hAnsi="Arial Narrow"/>
-        </w:rPr>
-        <w:t>----------------------------------------</w:t>
-      </w:r>
-    </w:p>
-    <w:p>
-      <w:pPr>
-        <w:rPr>
-          <w:rFonts w:ascii="Arial Narrow" w:hAnsi="Arial Narrow"/>
-        </w:rPr>
-      </w:pPr>
-      <w:proofErr w:type="spellStart"/>
-      <w:r>
-        <w:rPr>
-          <w:rFonts w:ascii="Arial Narrow" w:hAnsi="Arial Narrow"/>
-        </w:rPr>
-        <w:t>limon</w:t>
-      </w:r>
-      <w:proofErr w:type="spellEnd"/>
-      <w:r>
-        <w:rPr>
-          <w:rFonts w:ascii="Arial Narrow" w:hAnsi="Arial Narrow"/>
-        </w:rPr>
-        <w:t>        | 105        | 105</w:t>
-      </w:r>
-    </w:p>
-    <w:p>
-      <w:pPr>
-        <w:rPr>
-          <w:rFonts w:ascii="Arial Narrow" w:hAnsi="Arial Narrow"/>
-        </w:rPr>
-      </w:pPr>
-      <w:r>
-        <w:rPr>
-          <w:rFonts w:ascii="Arial Narrow" w:hAnsi="Arial Narrow"/>
-        </w:rPr>
-        <w:t>gato         | 29         | 29</w:t>
-      </w:r>
-    </w:p>
-    <w:p>
-      <w:pPr>
-        <w:rPr>
-          <w:rFonts w:ascii="Arial Narrow" w:hAnsi="Arial Narrow"/>
-        </w:rPr>
-      </w:pPr>
-      <w:r>
-        <w:rPr>
-          <w:rFonts w:ascii="Arial Narrow" w:hAnsi="Arial Narrow"/>
-        </w:rPr>
-        <w:t>caradura     | 19         | 19</w:t>
-      </w:r>
-    </w:p>
-    <w:p>
-      <w:pPr>
-        <w:rPr>
-          <w:rFonts w:ascii="Arial Narrow" w:hAnsi="Arial Narrow"/>
-        </w:rPr>
-      </w:pPr>
-      <w:r>
-        <w:rPr>
-          <w:rFonts w:ascii="Arial Narrow" w:hAnsi="Arial Narrow"/>
-        </w:rPr>
-        <w:t>vodka        | 119        | 119</w:t>
-      </w:r>
-    </w:p>
-    <w:p>
-      <w:pPr>
-        <w:rPr>
-          <w:rFonts w:ascii="Arial Narrow" w:hAnsi="Arial Narrow"/>
-        </w:rPr>
-      </w:pPr>
-      <w:r>
-        <w:rPr>
-          <w:rFonts w:ascii="Arial Narrow" w:hAnsi="Arial Narrow"/>
-        </w:rPr>
-        <w:t>ojo          | 106        | 106</w:t>
-      </w:r>
-    </w:p>
-    <w:p>
-      <w:pPr>
-        <w:rPr>
-          <w:rFonts w:ascii="Arial Narrow" w:hAnsi="Arial Narrow"/>
-        </w:rPr>
-      </w:pPr>
-      <w:r>
-        <w:rPr>
-          <w:rFonts w:ascii="Arial Narrow" w:hAnsi="Arial Narrow"/>
-        </w:rPr>
-        <w:t>ojota        | 127        | 127</w:t>
-      </w:r>
-    </w:p>
-    <w:p>
-      <w:pPr>
-        <w:rPr>
-          <w:rFonts w:ascii="Arial Narrow" w:hAnsi="Arial Narrow"/>
-        </w:rPr>
-      </w:pPr>
-      <w:r>
-        <w:rPr>
-          <w:rFonts w:ascii="Arial Narrow" w:hAnsi="Arial Narrow"/>
-        </w:rPr>
-        <w:t>caradura     | 19         | 19</w:t>
-      </w:r>
-    </w:p>
-    <w:p>
-      <w:pPr>
-        <w:rPr>
-          <w:rFonts w:ascii="Arial Narrow" w:hAnsi="Arial Narrow"/>
-        </w:rPr>
-      </w:pPr>
-      <w:r>
-        <w:rPr>
-          <w:rFonts w:ascii="Arial Narrow" w:hAnsi="Arial Narrow"/>
-        </w:rPr>
-        <w:t>oh           | 7          | 7</w:t>
-      </w:r>
-    </w:p>
-    <w:p>
-      <w:pPr>
-        <w:rPr>
-          <w:rFonts w:ascii="Arial Narrow" w:hAnsi="Arial Narrow"/>
-        </w:rPr>
-      </w:pPr>
-    </w:p>
-    <w:p>
-      <w:pPr>
         <w:rPr>
           <w:rFonts w:ascii="Arial Narrow" w:hAnsi="Arial Narrow"/>
         </w:rPr>
@@ -2170,15 +3514,131 @@
       <w:pPr>
         <w:rPr>
           <w:rFonts w:ascii="Arial Narrow" w:hAnsi="Arial Narrow"/>
+        </w:rPr>
+      </w:pPr>
+      <w:r>
+        <w:rPr>
+          <w:rFonts w:ascii="Arial Narrow" w:hAnsi="Arial Narrow"/>
           <w:lang w:val="en-US"/>
         </w:rPr>
-      </w:pPr>
-      <w:r>
+        <w:t>    </w:t>
+      </w:r>
+      <w:proofErr w:type="spellStart"/>
+      <w:r>
+        <w:rPr>
+          <w:rFonts w:ascii="Arial Narrow" w:hAnsi="Arial Narrow"/>
+        </w:rPr>
+        <w:t>int</w:t>
+      </w:r>
+      <w:proofErr w:type="spellEnd"/>
+      <w:r>
+        <w:rPr>
+          <w:rFonts w:ascii="Arial Narrow" w:hAnsi="Arial Narrow"/>
+        </w:rPr>
+        <w:t xml:space="preserve"> </w:t>
+      </w:r>
+      <w:proofErr w:type="spellStart"/>
+      <w:r>
+        <w:rPr>
+          <w:rFonts w:ascii="Arial Narrow" w:hAnsi="Arial Narrow"/>
+        </w:rPr>
+        <w:t>dni</w:t>
+      </w:r>
+      <w:proofErr w:type="spellEnd"/>
+      <w:r>
+        <w:rPr>
+          <w:rFonts w:ascii="Arial Narrow" w:hAnsi="Arial Narrow"/>
+        </w:rPr>
+        <w:t>;</w:t>
+      </w:r>
+    </w:p>
+    <w:p>
+      <w:pPr>
+        <w:rPr>
+          <w:rFonts w:ascii="Arial Narrow" w:hAnsi="Arial Narrow"/>
+        </w:rPr>
+      </w:pPr>
+      <w:r>
+        <w:rPr>
+          <w:rFonts w:ascii="Arial Narrow" w:hAnsi="Arial Narrow"/>
+        </w:rPr>
+        <w:t>    </w:t>
+      </w:r>
+      <w:proofErr w:type="spellStart"/>
+      <w:r>
+        <w:rPr>
+          <w:rFonts w:ascii="Arial Narrow" w:hAnsi="Arial Narrow"/>
+        </w:rPr>
+        <w:t>char</w:t>
+      </w:r>
+      <w:proofErr w:type="spellEnd"/>
+      <w:r>
+        <w:rPr>
+          <w:rFonts w:ascii="Arial Narrow" w:hAnsi="Arial Narrow"/>
+        </w:rPr>
+        <w:t xml:space="preserve"> </w:t>
+      </w:r>
+      <w:proofErr w:type="gramStart"/>
+      <w:r>
+        <w:rPr>
+          <w:rFonts w:ascii="Arial Narrow" w:hAnsi="Arial Narrow"/>
+        </w:rPr>
+        <w:t>nombre[</w:t>
+      </w:r>
+      <w:proofErr w:type="gramEnd"/>
+      <w:r>
+        <w:rPr>
+          <w:rFonts w:ascii="Arial Narrow" w:hAnsi="Arial Narrow"/>
+        </w:rPr>
+        <w:t>MAX];</w:t>
+      </w:r>
+    </w:p>
+    <w:p>
+      <w:pPr>
+        <w:rPr>
+          <w:rFonts w:ascii="Arial Narrow" w:hAnsi="Arial Narrow"/>
+        </w:rPr>
+      </w:pPr>
+      <w:r>
+        <w:rPr>
+          <w:rFonts w:ascii="Arial Narrow" w:hAnsi="Arial Narrow"/>
+        </w:rPr>
+        <w:t>    </w:t>
+      </w:r>
+      <w:proofErr w:type="spellStart"/>
+      <w:r>
+        <w:rPr>
+          <w:rFonts w:ascii="Arial Narrow" w:hAnsi="Arial Narrow"/>
+        </w:rPr>
+        <w:t>char</w:t>
+      </w:r>
+      <w:proofErr w:type="spellEnd"/>
+      <w:r>
+        <w:rPr>
+          <w:rFonts w:ascii="Arial Narrow" w:hAnsi="Arial Narrow"/>
+        </w:rPr>
+        <w:t xml:space="preserve"> sexo;</w:t>
+      </w:r>
+    </w:p>
+    <w:p>
+      <w:pPr>
         <w:rPr>
           <w:rFonts w:ascii="Arial Narrow" w:hAnsi="Arial Narrow"/>
           <w:lang w:val="en-US"/>
         </w:rPr>
-        <w:t xml:space="preserve">    int </w:t>
+      </w:pPr>
+      <w:r>
+        <w:rPr>
+          <w:rFonts w:ascii="Arial Narrow" w:hAnsi="Arial Narrow"/>
+        </w:rPr>
+        <w:t>    </w:t>
+      </w:r>
+      <w:r>
+        <w:rPr>
+          <w:rFonts w:ascii="Arial Narrow" w:hAnsi="Arial Narrow"/>
+          <w:lang w:val="en-US"/>
+        </w:rPr>
+        <w:t xml:space="preserve">unsigned short int </w:t>
       </w:r>
       <w:proofErr w:type="spellStart"/>
       <w:proofErr w:type="gramStart"/>
@@ -2187,7 +3647,7 @@
           <w:rFonts w:ascii="Arial Narrow" w:hAnsi="Arial Narrow"/>
           <w:lang w:val="en-US"/>
         </w:rPr>
-        <w:t>dni</w:t>
+        <w:t>edad</w:t>
       </w:r>
       <w:proofErr w:type="spellEnd"/>
       <w:r>
@@ -2203,90 +3663,15 @@
       <w:pPr>
         <w:rPr>
           <w:rFonts w:ascii="Arial Narrow" w:hAnsi="Arial Narrow"/>
-        </w:rPr>
-      </w:pPr>
-      <w:r>
-        <w:rPr>
-          <w:rFonts w:ascii="Arial Narrow" w:hAnsi="Arial Narrow"/>
           <w:lang w:val="en-US"/>
         </w:rPr>
-        <w:t>    </w:t>
-      </w:r>
-      <w:proofErr w:type="spellStart"/>
-      <w:r>
-        <w:rPr>
-          <w:rFonts w:ascii="Arial Narrow" w:hAnsi="Arial Narrow"/>
-        </w:rPr>
-        <w:t>char</w:t>
-      </w:r>
-      <w:proofErr w:type="spellEnd"/>
-      <w:r>
-        <w:rPr>
-          <w:rFonts w:ascii="Arial Narrow" w:hAnsi="Arial Narrow"/>
-        </w:rPr>
-        <w:t xml:space="preserve"> </w:t>
-      </w:r>
-      <w:proofErr w:type="gramStart"/>
-      <w:r>
-        <w:rPr>
-          <w:rFonts w:ascii="Arial Narrow" w:hAnsi="Arial Narrow"/>
-        </w:rPr>
-        <w:t>nombre[</w:t>
-      </w:r>
-      <w:proofErr w:type="gramEnd"/>
-      <w:r>
-        <w:rPr>
-          <w:rFonts w:ascii="Arial Narrow" w:hAnsi="Arial Narrow"/>
-        </w:rPr>
-        <w:t>MAX];</w:t>
-      </w:r>
-    </w:p>
-    <w:p>
-      <w:pPr>
-        <w:rPr>
-          <w:rFonts w:ascii="Arial Narrow" w:hAnsi="Arial Narrow"/>
-        </w:rPr>
-      </w:pPr>
-      <w:r>
-        <w:rPr>
-          <w:rFonts w:ascii="Arial Narrow" w:hAnsi="Arial Narrow"/>
-        </w:rPr>
-        <w:t>    </w:t>
-      </w:r>
-      <w:proofErr w:type="spellStart"/>
-      <w:r>
-        <w:rPr>
-          <w:rFonts w:ascii="Arial Narrow" w:hAnsi="Arial Narrow"/>
-        </w:rPr>
-        <w:t>char</w:t>
-      </w:r>
-      <w:proofErr w:type="spellEnd"/>
-      <w:r>
-        <w:rPr>
-          <w:rFonts w:ascii="Arial Narrow" w:hAnsi="Arial Narrow"/>
-        </w:rPr>
-        <w:t xml:space="preserve"> sexo;</w:t>
-      </w:r>
-    </w:p>
-    <w:p>
-      <w:pPr>
+      </w:pPr>
+      <w:r>
         <w:rPr>
           <w:rFonts w:ascii="Arial Narrow" w:hAnsi="Arial Narrow"/>
           <w:lang w:val="en-US"/>
         </w:rPr>
-      </w:pPr>
-      <w:r>
-        <w:rPr>
-          <w:rFonts w:ascii="Arial Narrow" w:hAnsi="Arial Narrow"/>
-        </w:rPr>
-        <w:t>    </w:t>
-      </w:r>
-      <w:r>
-        <w:rPr>
-          <w:rFonts w:ascii="Arial Narrow" w:hAnsi="Arial Narrow"/>
-          <w:lang w:val="en-US"/>
-        </w:rPr>
-        <w:t xml:space="preserve">unsigned short int </w:t>
+        <w:t xml:space="preserve">    char </w:t>
       </w:r>
       <w:proofErr w:type="spellStart"/>
       <w:proofErr w:type="gramStart"/>
@@ -2295,7 +3680,7 @@
           <w:rFonts w:ascii="Arial Narrow" w:hAnsi="Arial Narrow"/>
           <w:lang w:val="en-US"/>
         </w:rPr>
-        <w:t>edad</w:t>
+        <w:t>categoria</w:t>
       </w:r>
       <w:proofErr w:type="spellEnd"/>
       <w:r>
@@ -2303,7 +3688,23 @@
           <w:rFonts w:ascii="Arial Narrow" w:hAnsi="Arial Narrow"/>
           <w:lang w:val="en-US"/>
         </w:rPr>
-        <w:t>;</w:t>
+        <w:t>[</w:t>
+      </w:r>
+      <w:proofErr w:type="gramEnd"/>
+      <w:r>
+        <w:rPr>
+          <w:rFonts w:ascii="Arial Narrow" w:hAnsi="Arial Narrow"/>
+          <w:lang w:val="en-US"/>
+        </w:rPr>
+        <w:t>MAX</w:t>
+      </w:r>
+      <w:proofErr w:type="gramStart"/>
+      <w:r>
+        <w:rPr>
+          <w:rFonts w:ascii="Arial Narrow" w:hAnsi="Arial Narrow"/>
+          <w:lang w:val="en-US"/>
+        </w:rPr>
+        <w:t>];</w:t>
       </w:r>
       <w:proofErr w:type="gramEnd"/>
     </w:p>
@@ -2328,7 +3729,7 @@
           <w:rFonts w:ascii="Arial Narrow" w:hAnsi="Arial Narrow"/>
           <w:lang w:val="en-US"/>
         </w:rPr>
-        <w:t>categoria</w:t>
+        <w:t>tiempo</w:t>
       </w:r>
       <w:proofErr w:type="spellEnd"/>
       <w:r>
@@ -2344,7 +3745,7 @@
           <w:rFonts w:ascii="Arial Narrow" w:hAnsi="Arial Narrow"/>
           <w:lang w:val="en-US"/>
         </w:rPr>
-        <w:t>MAX</w:t>
+        <w:t>9</w:t>
       </w:r>
       <w:proofErr w:type="gramStart"/>
       <w:r>
@@ -2368,7 +3769,7 @@
           <w:rFonts w:ascii="Arial Narrow" w:hAnsi="Arial Narrow"/>
           <w:lang w:val="en-US"/>
         </w:rPr>
-        <w:t xml:space="preserve">    char </w:t>
+        <w:t xml:space="preserve">    unsigned short int </w:t>
       </w:r>
       <w:proofErr w:type="spellStart"/>
       <w:proofErr w:type="gramStart"/>
@@ -2377,7 +3778,7 @@
           <w:rFonts w:ascii="Arial Narrow" w:hAnsi="Arial Narrow"/>
           <w:lang w:val="en-US"/>
         </w:rPr>
-        <w:t>tiempo</w:t>
+        <w:t>activo</w:t>
       </w:r>
       <w:proofErr w:type="spellEnd"/>
       <w:r>
@@ -2385,58 +3786,144 @@
           <w:rFonts w:ascii="Arial Narrow" w:hAnsi="Arial Narrow"/>
           <w:lang w:val="en-US"/>
         </w:rPr>
-        <w:t>[</w:t>
+        <w:t>;</w:t>
       </w:r>
       <w:proofErr w:type="gramEnd"/>
-      <w:r>
-        <w:rPr>
-          <w:rFonts w:ascii="Arial Narrow" w:hAnsi="Arial Narrow"/>
-          <w:lang w:val="en-US"/>
-        </w:rPr>
-        <w:t>9</w:t>
-      </w:r>
-      <w:proofErr w:type="gramStart"/>
-      <w:r>
-        <w:rPr>
-          <w:rFonts w:ascii="Arial Narrow" w:hAnsi="Arial Narrow"/>
-          <w:lang w:val="en-US"/>
-        </w:rPr>
-        <w:t>];</w:t>
-      </w:r>
-      <w:proofErr w:type="gramEnd"/>
-    </w:p>
-    <w:p>
-      <w:pPr>
-        <w:rPr>
-          <w:rFonts w:ascii="Arial Narrow" w:hAnsi="Arial Narrow"/>
-          <w:lang w:val="en-US"/>
-        </w:rPr>
-      </w:pPr>
-      <w:r>
-        <w:rPr>
-          <w:rFonts w:ascii="Arial Narrow" w:hAnsi="Arial Narrow"/>
-          <w:lang w:val="en-US"/>
-        </w:rPr>
-        <w:t xml:space="preserve">    unsigned short int </w:t>
+    </w:p>
+    <w:p>
+      <w:pPr>
+        <w:rPr>
+          <w:rFonts w:ascii="Arial Narrow" w:hAnsi="Arial Narrow"/>
+        </w:rPr>
+      </w:pPr>
+      <w:r>
+        <w:rPr>
+          <w:rFonts w:ascii="Arial Narrow" w:hAnsi="Arial Narrow"/>
+        </w:rPr>
+        <w:t>} Treg;</w:t>
+      </w:r>
+    </w:p>
+    <w:p>
+      <w:pPr>
+        <w:rPr>
+          <w:rFonts w:ascii="Arial Narrow" w:hAnsi="Arial Narrow"/>
+        </w:rPr>
+      </w:pPr>
+    </w:p>
+    <w:p>
+      <w:pPr>
+        <w:rPr>
+          <w:rFonts w:ascii="Arial Narrow" w:hAnsi="Arial Narrow"/>
+        </w:rPr>
+      </w:pPr>
+      <w:r>
+        <w:rPr>
+          <w:rFonts w:ascii="Arial Narrow" w:hAnsi="Arial Narrow"/>
+        </w:rPr>
+        <w:t>Para la manipulación del archivo se usa uno de acceso directo que inicialmente se inicializa con 12000 registros con los campos “vacíos” junto con la tabla de hash, con 12007 posiciones, dado que es el primer primo mayor al tamaño físico del archivo.</w:t>
+      </w:r>
+    </w:p>
+    <w:p>
+      <w:pPr>
+        <w:rPr>
+          <w:rFonts w:ascii="Arial Narrow" w:hAnsi="Arial Narrow"/>
+        </w:rPr>
+      </w:pPr>
+    </w:p>
+    <w:p>
+      <w:pPr>
+        <w:rPr>
+          <w:rFonts w:ascii="Arial Narrow" w:hAnsi="Arial Narrow"/>
+        </w:rPr>
+      </w:pPr>
+      <w:r>
+        <w:rPr>
+          <w:rFonts w:ascii="Arial Narrow" w:hAnsi="Arial Narrow"/>
+        </w:rPr>
+        <w:t xml:space="preserve">Como método de </w:t>
       </w:r>
       <w:proofErr w:type="spellStart"/>
-      <w:proofErr w:type="gramStart"/>
-      <w:r>
-        <w:rPr>
-          <w:rFonts w:ascii="Arial Narrow" w:hAnsi="Arial Narrow"/>
-          <w:lang w:val="en-US"/>
-        </w:rPr>
-        <w:t>activo</w:t>
+      <w:r>
+        <w:rPr>
+          <w:rFonts w:ascii="Arial Narrow" w:hAnsi="Arial Narrow"/>
+        </w:rPr>
+        <w:t>hashing</w:t>
       </w:r>
       <w:proofErr w:type="spellEnd"/>
       <w:r>
         <w:rPr>
           <w:rFonts w:ascii="Arial Narrow" w:hAnsi="Arial Narrow"/>
-          <w:lang w:val="en-US"/>
-        </w:rPr>
-        <w:t>;</w:t>
-      </w:r>
-      <w:proofErr w:type="gramEnd"/>
+        </w:rPr>
+        <w:t xml:space="preserve"> utilizamos Módulo. Es decir, para obtener la posición a guardar el registro, siendo esta el </w:t>
+      </w:r>
+      <w:proofErr w:type="spellStart"/>
+      <w:r>
+        <w:rPr>
+          <w:rFonts w:ascii="Arial Narrow" w:hAnsi="Arial Narrow"/>
+        </w:rPr>
+        <w:t>numero</w:t>
+      </w:r>
+      <w:proofErr w:type="spellEnd"/>
+      <w:r>
+        <w:rPr>
+          <w:rFonts w:ascii="Arial Narrow" w:hAnsi="Arial Narrow"/>
+        </w:rPr>
+        <w:t xml:space="preserve"> de corredor, al DNI de la persona se le aplica módulo el tamaño del archivo, pero para que sea más eficiente y genere menos colisiones, se utilizó en verdad el primer </w:t>
+      </w:r>
+      <w:proofErr w:type="spellStart"/>
+      <w:r>
+        <w:rPr>
+          <w:rFonts w:ascii="Arial Narrow" w:hAnsi="Arial Narrow"/>
+        </w:rPr>
+        <w:t>numero</w:t>
+      </w:r>
+      <w:proofErr w:type="spellEnd"/>
+      <w:r>
+        <w:rPr>
+          <w:rFonts w:ascii="Arial Narrow" w:hAnsi="Arial Narrow"/>
+        </w:rPr>
+        <w:t xml:space="preserve"> primo </w:t>
+      </w:r>
+      <w:proofErr w:type="spellStart"/>
+      <w:r>
+        <w:rPr>
+          <w:rFonts w:ascii="Arial Narrow" w:hAnsi="Arial Narrow"/>
+        </w:rPr>
+        <w:t>mas</w:t>
+      </w:r>
+      <w:proofErr w:type="spellEnd"/>
+      <w:r>
+        <w:rPr>
+          <w:rFonts w:ascii="Arial Narrow" w:hAnsi="Arial Narrow"/>
+        </w:rPr>
+        <w:t xml:space="preserve"> grande del tamaño del archivo. Por lo tanto, la formula seria, DNI de la persona Modulo 12007.</w:t>
+      </w:r>
+    </w:p>
+    <w:p>
+      <w:pPr>
+        <w:rPr>
+          <w:rFonts w:ascii="Arial Narrow" w:hAnsi="Arial Narrow"/>
+        </w:rPr>
+      </w:pPr>
+      <w:r>
+        <w:rPr>
+          <w:rFonts w:ascii="Arial Narrow" w:hAnsi="Arial Narrow"/>
+        </w:rPr>
+        <w:t> </w:t>
+      </w:r>
+    </w:p>
+    <w:p>
+      <w:pPr>
+        <w:rPr>
+          <w:rFonts w:ascii="Arial Narrow" w:hAnsi="Arial Narrow"/>
+        </w:rPr>
+      </w:pPr>
+      <w:r>
+        <w:rPr>
+          <w:rFonts w:ascii="Arial Narrow" w:hAnsi="Arial Narrow"/>
+        </w:rPr>
+        <w:t>Las altas se basan en crear un registro de corredor y llenarlo con los datos necesarios, siendo estos: DNI, sexo, nombre, edad y categoría.</w:t>
+      </w:r>
     </w:p>
     <w:p>
       <w:pPr>
@@ -2449,141 +3936,6 @@
           <w:rFonts w:ascii="Arial Narrow" w:hAnsi="Arial Narrow"/>
         </w:rPr>
         <w:lastRenderedPageBreak/>
-        <w:t>} Treg;</w:t>
-      </w:r>
-    </w:p>
-    <w:p>
-      <w:pPr>
-        <w:rPr>
-          <w:rFonts w:ascii="Arial Narrow" w:hAnsi="Arial Narrow"/>
-        </w:rPr>
-      </w:pPr>
-    </w:p>
-    <w:p>
-      <w:pPr>
-        <w:rPr>
-          <w:rFonts w:ascii="Arial Narrow" w:hAnsi="Arial Narrow"/>
-        </w:rPr>
-      </w:pPr>
-      <w:r>
-        <w:rPr>
-          <w:rFonts w:ascii="Arial Narrow" w:hAnsi="Arial Narrow"/>
-        </w:rPr>
-        <w:t>Para la manipulación del archivo se usa uno de acceso directo que inicialmente se inicializa con 12000 registros con los campos “vacíos” junto con la tabla de hash, con 12007 posiciones, dado que es el primer primo mayor al tamaño físico del archivo.</w:t>
-      </w:r>
-    </w:p>
-    <w:p>
-      <w:pPr>
-        <w:rPr>
-          <w:rFonts w:ascii="Arial Narrow" w:hAnsi="Arial Narrow"/>
-        </w:rPr>
-      </w:pPr>
-    </w:p>
-    <w:p>
-      <w:pPr>
-        <w:rPr>
-          <w:rFonts w:ascii="Arial Narrow" w:hAnsi="Arial Narrow"/>
-        </w:rPr>
-      </w:pPr>
-      <w:r>
-        <w:rPr>
-          <w:rFonts w:ascii="Arial Narrow" w:hAnsi="Arial Narrow"/>
-        </w:rPr>
-        <w:t xml:space="preserve">Como método de </w:t>
-      </w:r>
-      <w:proofErr w:type="spellStart"/>
-      <w:r>
-        <w:rPr>
-          <w:rFonts w:ascii="Arial Narrow" w:hAnsi="Arial Narrow"/>
-        </w:rPr>
-        <w:t>hashing</w:t>
-      </w:r>
-      <w:proofErr w:type="spellEnd"/>
-      <w:r>
-        <w:rPr>
-          <w:rFonts w:ascii="Arial Narrow" w:hAnsi="Arial Narrow"/>
-        </w:rPr>
-        <w:t xml:space="preserve"> utilizamos Módulo. Es decir, para obtener la posición a guardar el registro, siendo esta el </w:t>
-      </w:r>
-      <w:proofErr w:type="spellStart"/>
-      <w:r>
-        <w:rPr>
-          <w:rFonts w:ascii="Arial Narrow" w:hAnsi="Arial Narrow"/>
-        </w:rPr>
-        <w:t>numero</w:t>
-      </w:r>
-      <w:proofErr w:type="spellEnd"/>
-      <w:r>
-        <w:rPr>
-          <w:rFonts w:ascii="Arial Narrow" w:hAnsi="Arial Narrow"/>
-        </w:rPr>
-        <w:t xml:space="preserve"> de corredor, al DNI de la persona se le aplica módulo el tamaño del archivo, pero para que sea más eficiente y genere menos colisiones, se utilizó en verdad el primer </w:t>
-      </w:r>
-      <w:proofErr w:type="spellStart"/>
-      <w:r>
-        <w:rPr>
-          <w:rFonts w:ascii="Arial Narrow" w:hAnsi="Arial Narrow"/>
-        </w:rPr>
-        <w:t>numero</w:t>
-      </w:r>
-      <w:proofErr w:type="spellEnd"/>
-      <w:r>
-        <w:rPr>
-          <w:rFonts w:ascii="Arial Narrow" w:hAnsi="Arial Narrow"/>
-        </w:rPr>
-        <w:t xml:space="preserve"> primo </w:t>
-      </w:r>
-      <w:proofErr w:type="spellStart"/>
-      <w:r>
-        <w:rPr>
-          <w:rFonts w:ascii="Arial Narrow" w:hAnsi="Arial Narrow"/>
-        </w:rPr>
-        <w:t>mas</w:t>
-      </w:r>
-      <w:proofErr w:type="spellEnd"/>
-      <w:r>
-        <w:rPr>
-          <w:rFonts w:ascii="Arial Narrow" w:hAnsi="Arial Narrow"/>
-        </w:rPr>
-        <w:t xml:space="preserve"> grande del tamaño del archivo. Por lo tanto, la formula seria, DNI de la persona Modulo 12007.</w:t>
-      </w:r>
-    </w:p>
-    <w:p>
-      <w:pPr>
-        <w:rPr>
-          <w:rFonts w:ascii="Arial Narrow" w:hAnsi="Arial Narrow"/>
-        </w:rPr>
-      </w:pPr>
-      <w:r>
-        <w:rPr>
-          <w:rFonts w:ascii="Arial Narrow" w:hAnsi="Arial Narrow"/>
-        </w:rPr>
-        <w:t> </w:t>
-      </w:r>
-    </w:p>
-    <w:p>
-      <w:pPr>
-        <w:rPr>
-          <w:rFonts w:ascii="Arial Narrow" w:hAnsi="Arial Narrow"/>
-        </w:rPr>
-      </w:pPr>
-      <w:r>
-        <w:rPr>
-          <w:rFonts w:ascii="Arial Narrow" w:hAnsi="Arial Narrow"/>
-        </w:rPr>
-        <w:t>Las altas se basan en crear un registro de corredor y llenarlo con los datos necesarios, siendo estos: DNI, sexo, nombre, edad y categoría.</w:t>
-      </w:r>
-    </w:p>
-    <w:p>
-      <w:pPr>
-        <w:rPr>
-          <w:rFonts w:ascii="Arial Narrow" w:hAnsi="Arial Narrow"/>
-        </w:rPr>
-      </w:pPr>
-      <w:r>
-        <w:rPr>
-          <w:rFonts w:ascii="Arial Narrow" w:hAnsi="Arial Narrow"/>
-        </w:rPr>
         <w:t xml:space="preserve">Posteriormente se le aplica el método de </w:t>
       </w:r>
       <w:proofErr w:type="spellStart"/>
@@ -2780,7 +4132,6 @@
         <w:rPr>
           <w:rFonts w:ascii="Arial Narrow" w:hAnsi="Arial Narrow"/>
         </w:rPr>
-        <w:lastRenderedPageBreak/>
         <w:t xml:space="preserve">Para el listado por </w:t>
       </w:r>
       <w:proofErr w:type="spellStart"/>
@@ -2957,14 +4308,403 @@
       </w:pPr>
     </w:p>
     <w:sectPr>
+      <w:headerReference w:type="default" r:id="rId7"/>
+      <w:headerReference w:type="first" r:id="rId8"/>
       <w:pgSz w:w="11907" w:h="16840" w:code="9"/>
       <w:pgMar w:top="1417" w:right="1701" w:bottom="1417" w:left="1701" w:header="709" w:footer="709" w:gutter="0"/>
       <w:cols w:space="708"/>
-      <w:titlePg/>
       <w:docGrid w:linePitch="360"/>
     </w:sectPr>
   </w:body>
 </w:document>
+</file>
+
+<file path=word/endnotes.xml><?xml version="1.0" encoding="utf-8"?>
+<w:endnotes xmlns:wpc="http://schemas.microsoft.com/office/word/2010/wordprocessingCanvas" xmlns:cx="http://schemas.microsoft.com/office/drawing/2014/chartex" xmlns:cx1="http://schemas.microsoft.com/office/drawing/2015/9/8/chartex" xmlns:cx2="http://schemas.microsoft.com/office/drawing/2015/10/21/chartex" xmlns:cx3="http://schemas.microsoft.com/office/drawing/2016/5/9/chartex" xmlns:cx4="http://schemas.microsoft.com/office/drawing/2016/5/10/chartex" xmlns:cx5="http://schemas.microsoft.com/office/drawing/2016/5/11/chartex" xmlns:cx6="http://schemas.microsoft.com/office/drawing/2016/5/12/chartex" xmlns:cx7="http://schemas.microsoft.com/office/drawing/2016/5/13/chartex" xmlns:cx8="http://schemas.microsoft.com/office/drawing/2016/5/14/chartex" xmlns:mc="http://schemas.openxmlformats.org/markup-compatibility/2006" xmlns:aink="http://schemas.microsoft.com/office/drawing/2016/ink" xmlns:am3d="http://schemas.microsoft.com/office/drawing/2017/model3d" xmlns:o="urn:schemas-microsoft-com:office:office" xmlns:oel="http://schemas.microsoft.com/office/2019/extlst" xmlns:r="http://schemas.openxmlformats.org/officeDocument/2006/relationships" xmlns:m="http://schemas.openxmlformats.org/officeDocument/2006/math" xmlns:v="urn:schemas-microsoft-com:vml" xmlns:wp14="http://schemas.microsoft.com/office/word/2010/wordprocessingDrawing" xmlns:wp="http://schemas.openxmlformats.org/drawingml/2006/wordprocessingDrawing" xmlns:w10="urn:schemas-microsoft-com:office:word" xmlns:w="http://schemas.openxmlformats.org/wordprocessingml/2006/main" xmlns:w14="http://schemas.microsoft.com/office/word/2010/wordml" xmlns:w15="http://schemas.microsoft.com/office/word/2012/wordml" xmlns:w16cex="http://schemas.microsoft.com/office/word/2018/wordml/cex" xmlns:w16cid="http://schemas.microsoft.com/office/word/2016/wordml/cid" xmlns:w16="http://schemas.microsoft.com/office/word/2018/wordml" xmlns:w16du="http://schemas.microsoft.com/office/word/2023/wordml/word16du" xmlns:w16sdtdh="http://schemas.microsoft.com/office/word/2020/wordml/sdtdatahash" xmlns:w16sdtfl="http://schemas.microsoft.com/office/word/2024/wordml/sdtformatlock" xmlns:w16se="http://schemas.microsoft.com/office/word/2015/wordml/symex" xmlns:wpg="http://schemas.microsoft.com/office/word/2010/wordprocessingGroup" xmlns:wpi="http://schemas.microsoft.com/office/word/2010/wordprocessingInk" xmlns:wne="http://schemas.microsoft.com/office/word/2006/wordml" xmlns:wps="http://schemas.microsoft.com/office/word/2010/wordprocessingShape" mc:Ignorable="w14 w15 w16se w16cid w16 w16cex w16sdtdh w16sdtfl w16du wp14">
+  <w:endnote w:type="separator" w:id="-1">
+    <w:p>
+      <w:pPr>
+        <w:spacing w:after="0" w:line="240" w:lineRule="auto"/>
+      </w:pPr>
+      <w:r>
+        <w:separator/>
+      </w:r>
+    </w:p>
+  </w:endnote>
+  <w:endnote w:type="continuationSeparator" w:id="0">
+    <w:p>
+      <w:pPr>
+        <w:spacing w:after="0" w:line="240" w:lineRule="auto"/>
+      </w:pPr>
+      <w:r>
+        <w:continuationSeparator/>
+      </w:r>
+    </w:p>
+  </w:endnote>
+</w:endnotes>
+</file>
+
+<file path=word/footnotes.xml><?xml version="1.0" encoding="utf-8"?>
+<w:footnotes xmlns:wpc="http://schemas.microsoft.com/office/word/2010/wordprocessingCanvas" xmlns:cx="http://schemas.microsoft.com/office/drawing/2014/chartex" xmlns:cx1="http://schemas.microsoft.com/office/drawing/2015/9/8/chartex" xmlns:cx2="http://schemas.microsoft.com/office/drawing/2015/10/21/chartex" xmlns:cx3="http://schemas.microsoft.com/office/drawing/2016/5/9/chartex" xmlns:cx4="http://schemas.microsoft.com/office/drawing/2016/5/10/chartex" xmlns:cx5="http://schemas.microsoft.com/office/drawing/2016/5/11/chartex" xmlns:cx6="http://schemas.microsoft.com/office/drawing/2016/5/12/chartex" xmlns:cx7="http://schemas.microsoft.com/office/drawing/2016/5/13/chartex" xmlns:cx8="http://schemas.microsoft.com/office/drawing/2016/5/14/chartex" xmlns:mc="http://schemas.openxmlformats.org/markup-compatibility/2006" xmlns:aink="http://schemas.microsoft.com/office/drawing/2016/ink" xmlns:am3d="http://schemas.microsoft.com/office/drawing/2017/model3d" xmlns:o="urn:schemas-microsoft-com:office:office" xmlns:oel="http://schemas.microsoft.com/office/2019/extlst" xmlns:r="http://schemas.openxmlformats.org/officeDocument/2006/relationships" xmlns:m="http://schemas.openxmlformats.org/officeDocument/2006/math" xmlns:v="urn:schemas-microsoft-com:vml" xmlns:wp14="http://schemas.microsoft.com/office/word/2010/wordprocessingDrawing" xmlns:wp="http://schemas.openxmlformats.org/drawingml/2006/wordprocessingDrawing" xmlns:w10="urn:schemas-microsoft-com:office:word" xmlns:w="http://schemas.openxmlformats.org/wordprocessingml/2006/main" xmlns:w14="http://schemas.microsoft.com/office/word/2010/wordml" xmlns:w15="http://schemas.microsoft.com/office/word/2012/wordml" xmlns:w16cex="http://schemas.microsoft.com/office/word/2018/wordml/cex" xmlns:w16cid="http://schemas.microsoft.com/office/word/2016/wordml/cid" xmlns:w16="http://schemas.microsoft.com/office/word/2018/wordml" xmlns:w16du="http://schemas.microsoft.com/office/word/2023/wordml/word16du" xmlns:w16sdtdh="http://schemas.microsoft.com/office/word/2020/wordml/sdtdatahash" xmlns:w16sdtfl="http://schemas.microsoft.com/office/word/2024/wordml/sdtformatlock" xmlns:w16se="http://schemas.microsoft.com/office/word/2015/wordml/symex" xmlns:wpg="http://schemas.microsoft.com/office/word/2010/wordprocessingGroup" xmlns:wpi="http://schemas.microsoft.com/office/word/2010/wordprocessingInk" xmlns:wne="http://schemas.microsoft.com/office/word/2006/wordml" xmlns:wps="http://schemas.microsoft.com/office/word/2010/wordprocessingShape" mc:Ignorable="w14 w15 w16se w16cid w16 w16cex w16sdtdh w16sdtfl w16du wp14">
+  <w:footnote w:type="separator" w:id="-1">
+    <w:p>
+      <w:pPr>
+        <w:spacing w:after="0" w:line="240" w:lineRule="auto"/>
+      </w:pPr>
+      <w:r>
+        <w:separator/>
+      </w:r>
+    </w:p>
+  </w:footnote>
+  <w:footnote w:type="continuationSeparator" w:id="0">
+    <w:p>
+      <w:pPr>
+        <w:spacing w:after="0" w:line="240" w:lineRule="auto"/>
+      </w:pPr>
+      <w:r>
+        <w:continuationSeparator/>
+      </w:r>
+    </w:p>
+  </w:footnote>
+</w:footnotes>
+</file>
+
+<file path=word/header1.xml><?xml version="1.0" encoding="utf-8"?>
+<w:hdr xmlns:wpc="http://schemas.microsoft.com/office/word/2010/wordprocessingCanvas" xmlns:cx="http://schemas.microsoft.com/office/drawing/2014/chartex" xmlns:cx1="http://schemas.microsoft.com/office/drawing/2015/9/8/chartex" xmlns:cx2="http://schemas.microsoft.com/office/drawing/2015/10/21/chartex" xmlns:cx3="http://schemas.microsoft.com/office/drawing/2016/5/9/chartex" xmlns:cx4="http://schemas.microsoft.com/office/drawing/2016/5/10/chartex" xmlns:cx5="http://schemas.microsoft.com/office/drawing/2016/5/11/chartex" xmlns:cx6="http://schemas.microsoft.com/office/drawing/2016/5/12/chartex" xmlns:cx7="http://schemas.microsoft.com/office/drawing/2016/5/13/chartex" xmlns:cx8="http://schemas.microsoft.com/office/drawing/2016/5/14/chartex" xmlns:mc="http://schemas.openxmlformats.org/markup-compatibility/2006" xmlns:aink="http://schemas.microsoft.com/office/drawing/2016/ink" xmlns:am3d="http://schemas.microsoft.com/office/drawing/2017/model3d" xmlns:o="urn:schemas-microsoft-com:office:office" xmlns:oel="http://schemas.microsoft.com/office/2019/extlst" xmlns:r="http://schemas.openxmlformats.org/officeDocument/2006/relationships" xmlns:m="http://schemas.openxmlformats.org/officeDocument/2006/math" xmlns:v="urn:schemas-microsoft-com:vml" xmlns:wp14="http://schemas.microsoft.com/office/word/2010/wordprocessingDrawing" xmlns:wp="http://schemas.openxmlformats.org/drawingml/2006/wordprocessingDrawing" xmlns:w10="urn:schemas-microsoft-com:office:word" xmlns:w="http://schemas.openxmlformats.org/wordprocessingml/2006/main" xmlns:w14="http://schemas.microsoft.com/office/word/2010/wordml" xmlns:w15="http://schemas.microsoft.com/office/word/2012/wordml" xmlns:w16cex="http://schemas.microsoft.com/office/word/2018/wordml/cex" xmlns:w16cid="http://schemas.microsoft.com/office/word/2016/wordml/cid" xmlns:w16="http://schemas.microsoft.com/office/word/2018/wordml" xmlns:w16du="http://schemas.microsoft.com/office/word/2023/wordml/word16du" xmlns:w16sdtdh="http://schemas.microsoft.com/office/word/2020/wordml/sdtdatahash" xmlns:w16sdtfl="http://schemas.microsoft.com/office/word/2024/wordml/sdtformatlock" xmlns:w16se="http://schemas.microsoft.com/office/word/2015/wordml/symex" xmlns:wpg="http://schemas.microsoft.com/office/word/2010/wordprocessingGroup" xmlns:wpi="http://schemas.microsoft.com/office/word/2010/wordprocessingInk" xmlns:wne="http://schemas.microsoft.com/office/word/2006/wordml" xmlns:wps="http://schemas.microsoft.com/office/word/2010/wordprocessingShape" mc:Ignorable="w14 w15 w16se w16cid w16 w16cex w16sdtdh w16sdtfl w16du wp14">
+  <w:p>
+    <w:pPr>
+      <w:pStyle w:val="Encabezado"/>
+      <w:rPr>
+        <w:rFonts w:ascii="Cambria Math" w:hAnsi="Cambria Math" w:cs="Arial"/>
+        <w:color w:val="808080" w:themeColor="background1" w:themeShade="80"/>
+        <w:lang w:val="es-ES"/>
+      </w:rPr>
+    </w:pPr>
+    <w:r>
+      <w:rPr>
+        <w:rFonts w:ascii="Cambria Math" w:hAnsi="Cambria Math"/>
+        <w:noProof/>
+        <w:color w:val="808080" w:themeColor="background1" w:themeShade="80"/>
+        <w:lang w:val="en-US"/>
+      </w:rPr>
+      <w:drawing>
+        <wp:anchor distT="0" distB="0" distL="114300" distR="114300" simplePos="0" relativeHeight="251661312" behindDoc="0" locked="0" layoutInCell="1" allowOverlap="1" wp14:anchorId="4A952BE4" wp14:editId="57C1B234">
+          <wp:simplePos x="0" y="0"/>
+          <wp:positionH relativeFrom="column">
+            <wp:posOffset>4865066</wp:posOffset>
+          </wp:positionH>
+          <wp:positionV relativeFrom="paragraph">
+            <wp:posOffset>-52070</wp:posOffset>
+          </wp:positionV>
+          <wp:extent cx="819150" cy="564515"/>
+          <wp:effectExtent l="0" t="0" r="0" b="6985"/>
+          <wp:wrapSquare wrapText="bothSides"/>
+          <wp:docPr id="1847983496" name="Imagen 18"/>
+          <wp:cNvGraphicFramePr>
+            <a:graphicFrameLocks xmlns:a="http://schemas.openxmlformats.org/drawingml/2006/main" noChangeAspect="1"/>
+          </wp:cNvGraphicFramePr>
+          <a:graphic xmlns:a="http://schemas.openxmlformats.org/drawingml/2006/main">
+            <a:graphicData uri="http://schemas.openxmlformats.org/drawingml/2006/picture">
+              <pic:pic xmlns:pic="http://schemas.openxmlformats.org/drawingml/2006/picture">
+                <pic:nvPicPr>
+                  <pic:cNvPr id="0" name="Imagen 58"/>
+                  <pic:cNvPicPr>
+                    <a:picLocks noChangeAspect="1" noChangeArrowheads="1"/>
+                  </pic:cNvPicPr>
+                </pic:nvPicPr>
+                <pic:blipFill>
+                  <a:blip r:embed="rId1">
+                    <a:extLst>
+                      <a:ext uri="{28A0092B-C50C-407E-A947-70E740481C1C}">
+                        <a14:useLocalDpi xmlns:a14="http://schemas.microsoft.com/office/drawing/2010/main" val="0"/>
+                      </a:ext>
+                    </a:extLst>
+                  </a:blip>
+                  <a:srcRect/>
+                  <a:stretch>
+                    <a:fillRect/>
+                  </a:stretch>
+                </pic:blipFill>
+                <pic:spPr bwMode="auto">
+                  <a:xfrm>
+                    <a:off x="0" y="0"/>
+                    <a:ext cx="819150" cy="564515"/>
+                  </a:xfrm>
+                  <a:prstGeom prst="rect">
+                    <a:avLst/>
+                  </a:prstGeom>
+                  <a:noFill/>
+                </pic:spPr>
+              </pic:pic>
+            </a:graphicData>
+          </a:graphic>
+          <wp14:sizeRelH relativeFrom="page">
+            <wp14:pctWidth>0</wp14:pctWidth>
+          </wp14:sizeRelH>
+          <wp14:sizeRelV relativeFrom="page">
+            <wp14:pctHeight>0</wp14:pctHeight>
+          </wp14:sizeRelV>
+        </wp:anchor>
+      </w:drawing>
+    </w:r>
+    <w:r>
+      <w:rPr>
+        <w:rFonts w:ascii="Cambria Math" w:hAnsi="Cambria Math" w:cs="Arial"/>
+        <w:color w:val="808080" w:themeColor="background1" w:themeShade="80"/>
+        <w:lang w:val="es-ES"/>
+      </w:rPr>
+      <w:t>Universidad Nacional de Mar del Plata – Facultad de Ingeniería</w:t>
+    </w:r>
+  </w:p>
+  <w:p>
+    <w:pPr>
+      <w:pStyle w:val="Encabezado"/>
+      <w:tabs>
+        <w:tab w:val="left" w:pos="6210"/>
+      </w:tabs>
+      <w:rPr>
+        <w:rFonts w:ascii="Cambria Math" w:hAnsi="Cambria Math" w:cs="Arial"/>
+        <w:color w:val="808080" w:themeColor="background1" w:themeShade="80"/>
+        <w:lang w:val="es-ES"/>
+      </w:rPr>
+    </w:pPr>
+    <w:r>
+      <w:rPr>
+        <w:rFonts w:ascii="Cambria Math" w:hAnsi="Cambria Math" w:cs="Arial"/>
+        <w:color w:val="808080" w:themeColor="background1" w:themeShade="80"/>
+        <w:lang w:val="es-ES"/>
+      </w:rPr>
+      <w:t>Organización de Datos</w:t>
+    </w:r>
+    <w:r>
+      <w:rPr>
+        <w:rFonts w:ascii="Cambria Math" w:hAnsi="Cambria Math" w:cs="Arial"/>
+        <w:color w:val="808080" w:themeColor="background1" w:themeShade="80"/>
+        <w:lang w:val="es-ES"/>
+      </w:rPr>
+      <w:t xml:space="preserve"> – </w:t>
+    </w:r>
+    <w:r>
+      <w:rPr>
+        <w:rFonts w:ascii="Cambria Math" w:hAnsi="Cambria Math" w:cs="Arial"/>
+        <w:color w:val="808080" w:themeColor="background1" w:themeShade="80"/>
+        <w:lang w:val="es-ES"/>
+      </w:rPr>
+      <w:t>TP3</w:t>
+    </w:r>
+  </w:p>
+  <w:p>
+    <w:pPr>
+      <w:pStyle w:val="Encabezado"/>
+      <w:tabs>
+        <w:tab w:val="left" w:pos="6210"/>
+      </w:tabs>
+      <w:rPr>
+        <w:rFonts w:ascii="Cambria Math" w:hAnsi="Cambria Math" w:cs="Arial"/>
+        <w:color w:val="808080" w:themeColor="background1" w:themeShade="80"/>
+        <w:lang w:val="it-IT"/>
+      </w:rPr>
+    </w:pPr>
+    <w:r>
+      <w:rPr>
+        <w:rFonts w:ascii="Cambria Math" w:hAnsi="Cambria Math" w:cs="Arial"/>
+        <w:color w:val="808080" w:themeColor="background1" w:themeShade="80"/>
+        <w:lang w:val="it-IT"/>
+      </w:rPr>
+      <w:t>Alumnos</w:t>
+    </w:r>
+    <w:r>
+      <w:rPr>
+        <w:rFonts w:ascii="Cambria Math" w:hAnsi="Cambria Math" w:cs="Arial"/>
+        <w:color w:val="808080" w:themeColor="background1" w:themeShade="80"/>
+        <w:lang w:val="it-IT"/>
+      </w:rPr>
+      <w:t xml:space="preserve">: </w:t>
+    </w:r>
+    <w:r>
+      <w:rPr>
+        <w:rFonts w:ascii="Cambria Math" w:hAnsi="Cambria Math" w:cs="Arial"/>
+        <w:color w:val="808080" w:themeColor="background1" w:themeShade="80"/>
+        <w:lang w:val="it-IT"/>
+      </w:rPr>
+      <w:t>Bellone, Martín; García Di Martino, Laureano; Sorrenti, Enzo</w:t>
+    </w:r>
+  </w:p>
+  <w:p>
+    <w:pPr>
+      <w:pStyle w:val="Encabezado"/>
+    </w:pPr>
+  </w:p>
+</w:hdr>
+</file>
+
+<file path=word/header2.xml><?xml version="1.0" encoding="utf-8"?>
+<w:hdr xmlns:wpc="http://schemas.microsoft.com/office/word/2010/wordprocessingCanvas" xmlns:cx="http://schemas.microsoft.com/office/drawing/2014/chartex" xmlns:cx1="http://schemas.microsoft.com/office/drawing/2015/9/8/chartex" xmlns:cx2="http://schemas.microsoft.com/office/drawing/2015/10/21/chartex" xmlns:cx3="http://schemas.microsoft.com/office/drawing/2016/5/9/chartex" xmlns:cx4="http://schemas.microsoft.com/office/drawing/2016/5/10/chartex" xmlns:cx5="http://schemas.microsoft.com/office/drawing/2016/5/11/chartex" xmlns:cx6="http://schemas.microsoft.com/office/drawing/2016/5/12/chartex" xmlns:cx7="http://schemas.microsoft.com/office/drawing/2016/5/13/chartex" xmlns:cx8="http://schemas.microsoft.com/office/drawing/2016/5/14/chartex" xmlns:mc="http://schemas.openxmlformats.org/markup-compatibility/2006" xmlns:aink="http://schemas.microsoft.com/office/drawing/2016/ink" xmlns:am3d="http://schemas.microsoft.com/office/drawing/2017/model3d" xmlns:o="urn:schemas-microsoft-com:office:office" xmlns:oel="http://schemas.microsoft.com/office/2019/extlst" xmlns:r="http://schemas.openxmlformats.org/officeDocument/2006/relationships" xmlns:m="http://schemas.openxmlformats.org/officeDocument/2006/math" xmlns:v="urn:schemas-microsoft-com:vml" xmlns:wp14="http://schemas.microsoft.com/office/word/2010/wordprocessingDrawing" xmlns:wp="http://schemas.openxmlformats.org/drawingml/2006/wordprocessingDrawing" xmlns:w10="urn:schemas-microsoft-com:office:word" xmlns:w="http://schemas.openxmlformats.org/wordprocessingml/2006/main" xmlns:w14="http://schemas.microsoft.com/office/word/2010/wordml" xmlns:w15="http://schemas.microsoft.com/office/word/2012/wordml" xmlns:w16cex="http://schemas.microsoft.com/office/word/2018/wordml/cex" xmlns:w16cid="http://schemas.microsoft.com/office/word/2016/wordml/cid" xmlns:w16="http://schemas.microsoft.com/office/word/2018/wordml" xmlns:w16du="http://schemas.microsoft.com/office/word/2023/wordml/word16du" xmlns:w16sdtdh="http://schemas.microsoft.com/office/word/2020/wordml/sdtdatahash" xmlns:w16sdtfl="http://schemas.microsoft.com/office/word/2024/wordml/sdtformatlock" xmlns:w16se="http://schemas.microsoft.com/office/word/2015/wordml/symex" xmlns:wpg="http://schemas.microsoft.com/office/word/2010/wordprocessingGroup" xmlns:wpi="http://schemas.microsoft.com/office/word/2010/wordprocessingInk" xmlns:wne="http://schemas.microsoft.com/office/word/2006/wordml" xmlns:wps="http://schemas.microsoft.com/office/word/2010/wordprocessingShape" mc:Ignorable="w14 w15 w16se w16cid w16 w16cex w16sdtdh w16sdtfl w16du wp14">
+  <w:p>
+    <w:pPr>
+      <w:pStyle w:val="Encabezado"/>
+      <w:rPr>
+        <w:rFonts w:ascii="Cambria Math" w:hAnsi="Cambria Math" w:cs="Arial"/>
+        <w:color w:val="808080" w:themeColor="background1" w:themeShade="80"/>
+        <w:lang w:val="es-ES"/>
+      </w:rPr>
+    </w:pPr>
+    <w:r>
+      <w:rPr>
+        <w:rFonts w:ascii="Cambria Math" w:hAnsi="Cambria Math"/>
+        <w:noProof/>
+        <w:color w:val="808080" w:themeColor="background1" w:themeShade="80"/>
+        <w:lang w:val="en-US"/>
+      </w:rPr>
+      <w:drawing>
+        <wp:anchor distT="0" distB="0" distL="114300" distR="114300" simplePos="0" relativeHeight="251659264" behindDoc="0" locked="0" layoutInCell="1" allowOverlap="1" wp14:anchorId="0368A216" wp14:editId="601EE561">
+          <wp:simplePos x="0" y="0"/>
+          <wp:positionH relativeFrom="column">
+            <wp:posOffset>4865066</wp:posOffset>
+          </wp:positionH>
+          <wp:positionV relativeFrom="paragraph">
+            <wp:posOffset>-52070</wp:posOffset>
+          </wp:positionV>
+          <wp:extent cx="819150" cy="564515"/>
+          <wp:effectExtent l="0" t="0" r="0" b="6985"/>
+          <wp:wrapSquare wrapText="bothSides"/>
+          <wp:docPr id="11" name="Imagen 18"/>
+          <wp:cNvGraphicFramePr>
+            <a:graphicFrameLocks xmlns:a="http://schemas.openxmlformats.org/drawingml/2006/main" noChangeAspect="1"/>
+          </wp:cNvGraphicFramePr>
+          <a:graphic xmlns:a="http://schemas.openxmlformats.org/drawingml/2006/main">
+            <a:graphicData uri="http://schemas.openxmlformats.org/drawingml/2006/picture">
+              <pic:pic xmlns:pic="http://schemas.openxmlformats.org/drawingml/2006/picture">
+                <pic:nvPicPr>
+                  <pic:cNvPr id="0" name="Imagen 58"/>
+                  <pic:cNvPicPr>
+                    <a:picLocks noChangeAspect="1" noChangeArrowheads="1"/>
+                  </pic:cNvPicPr>
+                </pic:nvPicPr>
+                <pic:blipFill>
+                  <a:blip r:embed="rId1">
+                    <a:extLst>
+                      <a:ext uri="{28A0092B-C50C-407E-A947-70E740481C1C}">
+                        <a14:useLocalDpi xmlns:a14="http://schemas.microsoft.com/office/drawing/2010/main" val="0"/>
+                      </a:ext>
+                    </a:extLst>
+                  </a:blip>
+                  <a:srcRect/>
+                  <a:stretch>
+                    <a:fillRect/>
+                  </a:stretch>
+                </pic:blipFill>
+                <pic:spPr bwMode="auto">
+                  <a:xfrm>
+                    <a:off x="0" y="0"/>
+                    <a:ext cx="819150" cy="564515"/>
+                  </a:xfrm>
+                  <a:prstGeom prst="rect">
+                    <a:avLst/>
+                  </a:prstGeom>
+                  <a:noFill/>
+                </pic:spPr>
+              </pic:pic>
+            </a:graphicData>
+          </a:graphic>
+          <wp14:sizeRelH relativeFrom="page">
+            <wp14:pctWidth>0</wp14:pctWidth>
+          </wp14:sizeRelH>
+          <wp14:sizeRelV relativeFrom="page">
+            <wp14:pctHeight>0</wp14:pctHeight>
+          </wp14:sizeRelV>
+        </wp:anchor>
+      </w:drawing>
+    </w:r>
+    <w:r>
+      <w:rPr>
+        <w:rFonts w:ascii="Cambria Math" w:hAnsi="Cambria Math" w:cs="Arial"/>
+        <w:color w:val="808080" w:themeColor="background1" w:themeShade="80"/>
+        <w:lang w:val="es-ES"/>
+      </w:rPr>
+      <w:t>Universidad Nacional de Mar del Plata – Facultad de Ingeniería</w:t>
+    </w:r>
+  </w:p>
+  <w:p>
+    <w:pPr>
+      <w:pStyle w:val="Encabezado"/>
+      <w:tabs>
+        <w:tab w:val="left" w:pos="6210"/>
+      </w:tabs>
+      <w:rPr>
+        <w:rFonts w:ascii="Cambria Math" w:hAnsi="Cambria Math" w:cs="Arial"/>
+        <w:color w:val="808080" w:themeColor="background1" w:themeShade="80"/>
+        <w:lang w:val="es-ES"/>
+      </w:rPr>
+    </w:pPr>
+    <w:r>
+      <w:rPr>
+        <w:rFonts w:ascii="Cambria Math" w:hAnsi="Cambria Math" w:cs="Arial"/>
+        <w:color w:val="808080" w:themeColor="background1" w:themeShade="80"/>
+        <w:lang w:val="es-ES"/>
+      </w:rPr>
+      <w:t>Organización de Datos</w:t>
+    </w:r>
+    <w:r>
+      <w:rPr>
+        <w:rFonts w:ascii="Cambria Math" w:hAnsi="Cambria Math" w:cs="Arial"/>
+        <w:color w:val="808080" w:themeColor="background1" w:themeShade="80"/>
+        <w:lang w:val="es-ES"/>
+      </w:rPr>
+      <w:t xml:space="preserve"> – </w:t>
+    </w:r>
+    <w:r>
+      <w:rPr>
+        <w:rFonts w:ascii="Cambria Math" w:hAnsi="Cambria Math" w:cs="Arial"/>
+        <w:color w:val="808080" w:themeColor="background1" w:themeShade="80"/>
+        <w:lang w:val="es-ES"/>
+      </w:rPr>
+      <w:t>TP3</w:t>
+    </w:r>
+  </w:p>
+  <w:p>
+    <w:pPr>
+      <w:pStyle w:val="Encabezado"/>
+      <w:tabs>
+        <w:tab w:val="left" w:pos="6210"/>
+      </w:tabs>
+      <w:rPr>
+        <w:rFonts w:ascii="Cambria Math" w:hAnsi="Cambria Math" w:cs="Arial"/>
+        <w:color w:val="808080" w:themeColor="background1" w:themeShade="80"/>
+        <w:lang w:val="it-IT"/>
+      </w:rPr>
+    </w:pPr>
+    <w:r>
+      <w:rPr>
+        <w:rFonts w:ascii="Cambria Math" w:hAnsi="Cambria Math" w:cs="Arial"/>
+        <w:color w:val="808080" w:themeColor="background1" w:themeShade="80"/>
+        <w:lang w:val="it-IT"/>
+      </w:rPr>
+      <w:t>Alumnos</w:t>
+    </w:r>
+    <w:r>
+      <w:rPr>
+        <w:rFonts w:ascii="Cambria Math" w:hAnsi="Cambria Math" w:cs="Arial"/>
+        <w:color w:val="808080" w:themeColor="background1" w:themeShade="80"/>
+        <w:lang w:val="it-IT"/>
+      </w:rPr>
+      <w:t xml:space="preserve">: </w:t>
+    </w:r>
+    <w:r>
+      <w:rPr>
+        <w:rFonts w:ascii="Cambria Math" w:hAnsi="Cambria Math" w:cs="Arial"/>
+        <w:color w:val="808080" w:themeColor="background1" w:themeShade="80"/>
+        <w:lang w:val="it-IT"/>
+      </w:rPr>
+      <w:t>Bellone, Martín; García Di Martino, Laureano; Sorrenti, Enzo</w:t>
+    </w:r>
+  </w:p>
+  <w:p>
+    <w:pPr>
+      <w:pStyle w:val="Encabezado"/>
+    </w:pPr>
+  </w:p>
+</w:hdr>
 </file>
 
 <file path=word/numbering.xml><?xml version="1.0" encoding="utf-8"?>
@@ -2972,8 +4712,8 @@
   <w:abstractNum w:abstractNumId="0" w15:restartNumberingAfterBreak="0">
     <w:nsid w:val="31DD3255"/>
     <w:multiLevelType w:val="hybridMultilevel"/>
-    <w:tmpl w:val="3000C7AE"/>
-    <w:lvl w:ilvl="0" w:tplc="2C0A0011">
+    <w:tmpl w:val="9FE46A54"/>
+    <w:lvl w:ilvl="0" w:tplc="917CC7EA">
       <w:start w:val="1"/>
       <w:numFmt w:val="decimal"/>
       <w:lvlText w:val="%1)"/>
@@ -2983,6 +4723,8 @@
       </w:pPr>
       <w:rPr>
         <w:rFonts w:hint="default"/>
+        <w:b/>
+        <w:bCs/>
       </w:rPr>
     </w:lvl>
     <w:lvl w:ilvl="1" w:tplc="2C0A0019" w:tentative="1">
@@ -4023,6 +5765,56 @@
       <w:color w:val="666666"/>
     </w:rPr>
   </w:style>
+  <w:style w:type="paragraph" w:styleId="Encabezado">
+    <w:name w:val="header"/>
+    <w:basedOn w:val="Normal"/>
+    <w:link w:val="EncabezadoCar"/>
+    <w:uiPriority w:val="99"/>
+    <w:unhideWhenUsed/>
+    <w:rsid w:val="003E0022"/>
+    <w:pPr>
+      <w:tabs>
+        <w:tab w:val="center" w:pos="4419"/>
+        <w:tab w:val="right" w:pos="8838"/>
+      </w:tabs>
+      <w:spacing w:after="0" w:line="240" w:lineRule="auto"/>
+    </w:pPr>
+  </w:style>
+  <w:style w:type="character" w:customStyle="1" w:styleId="EncabezadoCar">
+    <w:name w:val="Encabezado Car"/>
+    <w:basedOn w:val="Fuentedeprrafopredeter"/>
+    <w:link w:val="Encabezado"/>
+    <w:uiPriority w:val="99"/>
+    <w:rsid w:val="003E0022"/>
+    <w:rPr>
+      <w:lang w:val="es-AR"/>
+    </w:rPr>
+  </w:style>
+  <w:style w:type="paragraph" w:styleId="Piedepgina">
+    <w:name w:val="footer"/>
+    <w:basedOn w:val="Normal"/>
+    <w:link w:val="PiedepginaCar"/>
+    <w:uiPriority w:val="99"/>
+    <w:unhideWhenUsed/>
+    <w:rsid w:val="003E0022"/>
+    <w:pPr>
+      <w:tabs>
+        <w:tab w:val="center" w:pos="4419"/>
+        <w:tab w:val="right" w:pos="8838"/>
+      </w:tabs>
+      <w:spacing w:after="0" w:line="240" w:lineRule="auto"/>
+    </w:pPr>
+  </w:style>
+  <w:style w:type="character" w:customStyle="1" w:styleId="PiedepginaCar">
+    <w:name w:val="Pie de página Car"/>
+    <w:basedOn w:val="Fuentedeprrafopredeter"/>
+    <w:link w:val="Piedepgina"/>
+    <w:uiPriority w:val="99"/>
+    <w:rsid w:val="003E0022"/>
+    <w:rPr>
+      <w:lang w:val="es-AR"/>
+    </w:rPr>
+  </w:style>
 </w:styles>
 </file>
 
